--- a/docs/final-delivery/Software Design Documentation.docx
+++ b/docs/final-delivery/Software Design Documentation.docx
@@ -2147,40 +2147,6 @@
                 <w:b w:val="0"/>
                 <w:sz w:val="17"/>
               </w:rPr>
-              <w:t>query-service</w:t>
-            </w:r>
-          </w:p>
-        </w:tc>
-        <w:tc>
-          <w:tcPr>
-            <w:tcW w:type="dxa" w:w="5184"/>
-            <w:vAlign w:val="top"/>
-          </w:tcPr>
-          <w:p>
-            <w:r/>
-            <w:r>
-              <w:rPr>
-                <w:b w:val="0"/>
-                <w:sz w:val="17"/>
-              </w:rPr>
-              <w:t>Only Dockerfile and empty route/schema/service folders observed; compose healthcheck disabled.</w:t>
-            </w:r>
-          </w:p>
-        </w:tc>
-      </w:tr>
-      <w:tr>
-        <w:tc>
-          <w:tcPr>
-            <w:tcW w:type="dxa" w:w="5184"/>
-            <w:vAlign w:val="top"/>
-          </w:tcPr>
-          <w:p>
-            <w:r/>
-            <w:r>
-              <w:rPr>
-                <w:b w:val="0"/>
-                <w:sz w:val="17"/>
-              </w:rPr>
               <w:t>Report V2 semantics</w:t>
             </w:r>
           </w:p>
@@ -2602,7 +2568,7 @@
                 <w:b w:val="0"/>
                 <w:sz w:val="17"/>
               </w:rPr>
-              <w:t>analytics/tests/test_*.py; /home/ubuntu/ovos-llm/enms-ovos-skill/tests/test_*.py</w:t>
+              <w:t>analytics/tests/test_*.py; OVOS-EnMS repository: enms-ovos-skill/tests/test_*.py</w:t>
             </w:r>
           </w:p>
         </w:tc>

--- a/docs/final-delivery/Software Design Documentation.docx
+++ b/docs/final-delivery/Software Design Documentation.docx
@@ -38,13 +38,13 @@
         <w:tblLook w:firstColumn="1" w:firstRow="1" w:lastColumn="0" w:lastRow="0" w:noHBand="0" w:noVBand="1" w:val="04A0"/>
       </w:tblPr>
       <w:tblGrid>
-        <w:gridCol w:w="5184"/>
-        <w:gridCol w:w="5184"/>
+        <w:gridCol w:w="5328"/>
+        <w:gridCol w:w="5328"/>
       </w:tblGrid>
       <w:tr>
         <w:tc>
           <w:tcPr>
-            <w:tcW w:type="dxa" w:w="5184"/>
+            <w:tcW w:type="dxa" w:w="5328"/>
             <w:vAlign w:val="top"/>
             <w:shd w:fill="E2E8F0"/>
           </w:tcPr>
@@ -61,7 +61,7 @@
         </w:tc>
         <w:tc>
           <w:tcPr>
-            <w:tcW w:type="dxa" w:w="5184"/>
+            <w:tcW w:type="dxa" w:w="5328"/>
             <w:vAlign w:val="top"/>
           </w:tcPr>
           <w:p>
@@ -71,7 +71,7 @@
                 <w:b w:val="0"/>
                 <w:sz w:val="17"/>
               </w:rPr>
-              <w:t>1.0</w:t>
+              <w:t>1.1</w:t>
             </w:r>
           </w:p>
         </w:tc>
@@ -79,7 +79,7 @@
       <w:tr>
         <w:tc>
           <w:tcPr>
-            <w:tcW w:type="dxa" w:w="5184"/>
+            <w:tcW w:type="dxa" w:w="5328"/>
             <w:vAlign w:val="top"/>
             <w:shd w:fill="E2E8F0"/>
           </w:tcPr>
@@ -96,7 +96,7 @@
         </w:tc>
         <w:tc>
           <w:tcPr>
-            <w:tcW w:type="dxa" w:w="5184"/>
+            <w:tcW w:type="dxa" w:w="5328"/>
             <w:vAlign w:val="top"/>
           </w:tcPr>
           <w:p>
@@ -106,7 +106,7 @@
                 <w:b w:val="0"/>
                 <w:sz w:val="17"/>
               </w:rPr>
-              <w:t>2026-06-08</w:t>
+              <w:t>2026-06-09</w:t>
             </w:r>
           </w:p>
         </w:tc>
@@ -114,7 +114,7 @@
       <w:tr>
         <w:tc>
           <w:tcPr>
-            <w:tcW w:type="dxa" w:w="5184"/>
+            <w:tcW w:type="dxa" w:w="5328"/>
             <w:vAlign w:val="top"/>
             <w:shd w:fill="E2E8F0"/>
           </w:tcPr>
@@ -131,7 +131,7 @@
         </w:tc>
         <w:tc>
           <w:tcPr>
-            <w:tcW w:type="dxa" w:w="5184"/>
+            <w:tcW w:type="dxa" w:w="5328"/>
             <w:vAlign w:val="top"/>
           </w:tcPr>
           <w:p>
@@ -141,7 +141,7 @@
                 <w:b w:val="0"/>
                 <w:sz w:val="17"/>
               </w:rPr>
-              <w:t>Final delivery documentation package</w:t>
+              <w:t>Final stakeholder-ready documentation package</w:t>
             </w:r>
           </w:p>
         </w:tc>
@@ -149,7 +149,7 @@
       <w:tr>
         <w:tc>
           <w:tcPr>
-            <w:tcW w:type="dxa" w:w="5184"/>
+            <w:tcW w:type="dxa" w:w="5328"/>
             <w:vAlign w:val="top"/>
             <w:shd w:fill="E2E8F0"/>
           </w:tcPr>
@@ -166,7 +166,7 @@
         </w:tc>
         <w:tc>
           <w:tcPr>
-            <w:tcW w:type="dxa" w:w="5184"/>
+            <w:tcW w:type="dxa" w:w="5328"/>
             <w:vAlign w:val="top"/>
           </w:tcPr>
           <w:p>
@@ -184,7 +184,7 @@
       <w:tr>
         <w:tc>
           <w:tcPr>
-            <w:tcW w:type="dxa" w:w="5184"/>
+            <w:tcW w:type="dxa" w:w="5328"/>
             <w:vAlign w:val="top"/>
             <w:shd w:fill="E2E8F0"/>
           </w:tcPr>
@@ -201,7 +201,7 @@
         </w:tc>
         <w:tc>
           <w:tcPr>
-            <w:tcW w:type="dxa" w:w="5184"/>
+            <w:tcW w:type="dxa" w:w="5328"/>
             <w:vAlign w:val="top"/>
           </w:tcPr>
           <w:p>
@@ -226,7 +226,7 @@
         <w:rPr>
           <w:b/>
         </w:rPr>
-        <w:t xml:space="preserve">Evidence rule: </w:t>
+        <w:t xml:space="preserve">Source basis: </w:t>
       </w:r>
       <w:r>
         <w:t>Claims prefer route registration, service code, SQL schema, compose files, and tests over README-level descriptions.</w:t>
@@ -262,32 +262,62 @@
     </w:p>
     <w:p>
       <w:r>
-        <w:t>4. Database And Schema Design</w:t>
+        <w:t>4. API Design Details</w:t>
       </w:r>
     </w:p>
     <w:p>
       <w:r>
-        <w:t>5. Simulator And Ingestion Design</w:t>
+        <w:t>5. Database And Schema Design</w:t>
       </w:r>
     </w:p>
     <w:p>
       <w:r>
-        <w:t>6. Authentication, Portal, And Chatbot Design</w:t>
+        <w:t>6. Database Object Catalog</w:t>
       </w:r>
     </w:p>
     <w:p>
       <w:r>
-        <w:t>7. Configuration, Validation, Logging, And Error Handling</w:t>
+        <w:t>7. Service-Layer Design</w:t>
       </w:r>
     </w:p>
     <w:p>
       <w:r>
-        <w:t>8. Known Design Gaps And Placeholders</w:t>
+        <w:t>8. Simulator And Ingestion Design</w:t>
       </w:r>
     </w:p>
     <w:p>
       <w:r>
-        <w:t>9. Evidence References</w:t>
+        <w:t>9. Authentication, Portal, And Chatbot Design</w:t>
+      </w:r>
+    </w:p>
+    <w:p>
+      <w:r>
+        <w:t>10. Authentication And Authorization Design</w:t>
+      </w:r>
+    </w:p>
+    <w:p>
+      <w:r>
+        <w:t>11. Configuration, Validation, Logging, And Error Handling</w:t>
+      </w:r>
+    </w:p>
+    <w:p>
+      <w:r>
+        <w:t>12. Configuration Reference</w:t>
+      </w:r>
+    </w:p>
+    <w:p>
+      <w:r>
+        <w:t>13. Error Handling And Logging</w:t>
+      </w:r>
+    </w:p>
+    <w:p>
+      <w:r>
+        <w:t>14. Known Design Gaps And Placeholders</w:t>
+      </w:r>
+    </w:p>
+    <w:p>
+      <w:r>
+        <w:t>15. Source References</w:t>
       </w:r>
     </w:p>
     <w:p>
@@ -329,17 +359,18 @@
         <w:tblLook w:firstColumn="1" w:firstRow="1" w:lastColumn="0" w:lastRow="0" w:noHBand="0" w:noVBand="1" w:val="04A0"/>
       </w:tblPr>
       <w:tblGrid>
-        <w:gridCol w:w="3456"/>
-        <w:gridCol w:w="3456"/>
-        <w:gridCol w:w="3456"/>
+        <w:gridCol w:w="3552"/>
+        <w:gridCol w:w="3552"/>
+        <w:gridCol w:w="3552"/>
       </w:tblGrid>
       <w:tr>
         <w:trPr>
           <w:tblHeader w:val="true"/>
+          <w:cantSplit/>
         </w:trPr>
         <w:tc>
           <w:tcPr>
-            <w:tcW w:type="dxa" w:w="3456"/>
+            <w:tcW w:type="dxa" w:w="3552"/>
             <w:vAlign w:val="top"/>
             <w:shd w:fill="D9EAF7"/>
           </w:tcPr>
@@ -356,7 +387,7 @@
         </w:tc>
         <w:tc>
           <w:tcPr>
-            <w:tcW w:type="dxa" w:w="3456"/>
+            <w:tcW w:type="dxa" w:w="3552"/>
             <w:vAlign w:val="top"/>
             <w:shd w:fill="D9EAF7"/>
           </w:tcPr>
@@ -373,7 +404,7 @@
         </w:tc>
         <w:tc>
           <w:tcPr>
-            <w:tcW w:type="dxa" w:w="3456"/>
+            <w:tcW w:type="dxa" w:w="3552"/>
             <w:vAlign w:val="top"/>
             <w:shd w:fill="D9EAF7"/>
           </w:tcPr>
@@ -390,9 +421,12 @@
         </w:tc>
       </w:tr>
       <w:tr>
+        <w:trPr>
+          <w:cantSplit/>
+        </w:trPr>
         <w:tc>
           <w:tcPr>
-            <w:tcW w:type="dxa" w:w="3456"/>
+            <w:tcW w:type="dxa" w:w="3552"/>
             <w:vAlign w:val="top"/>
           </w:tcPr>
           <w:p>
@@ -408,7 +442,7 @@
         </w:tc>
         <w:tc>
           <w:tcPr>
-            <w:tcW w:type="dxa" w:w="3456"/>
+            <w:tcW w:type="dxa" w:w="3552"/>
             <w:vAlign w:val="top"/>
           </w:tcPr>
           <w:p>
@@ -424,7 +458,7 @@
         </w:tc>
         <w:tc>
           <w:tcPr>
-            <w:tcW w:type="dxa" w:w="3456"/>
+            <w:tcW w:type="dxa" w:w="3552"/>
             <w:vAlign w:val="top"/>
           </w:tcPr>
           <w:p>
@@ -440,9 +474,12 @@
         </w:tc>
       </w:tr>
       <w:tr>
+        <w:trPr>
+          <w:cantSplit/>
+        </w:trPr>
         <w:tc>
           <w:tcPr>
-            <w:tcW w:type="dxa" w:w="3456"/>
+            <w:tcW w:type="dxa" w:w="3552"/>
             <w:vAlign w:val="top"/>
           </w:tcPr>
           <w:p>
@@ -458,7 +495,7 @@
         </w:tc>
         <w:tc>
           <w:tcPr>
-            <w:tcW w:type="dxa" w:w="3456"/>
+            <w:tcW w:type="dxa" w:w="3552"/>
             <w:vAlign w:val="top"/>
           </w:tcPr>
           <w:p>
@@ -474,7 +511,7 @@
         </w:tc>
         <w:tc>
           <w:tcPr>
-            <w:tcW w:type="dxa" w:w="3456"/>
+            <w:tcW w:type="dxa" w:w="3552"/>
             <w:vAlign w:val="top"/>
           </w:tcPr>
           <w:p>
@@ -490,9 +527,12 @@
         </w:tc>
       </w:tr>
       <w:tr>
+        <w:trPr>
+          <w:cantSplit/>
+        </w:trPr>
         <w:tc>
           <w:tcPr>
-            <w:tcW w:type="dxa" w:w="3456"/>
+            <w:tcW w:type="dxa" w:w="3552"/>
             <w:vAlign w:val="top"/>
           </w:tcPr>
           <w:p>
@@ -508,7 +548,7 @@
         </w:tc>
         <w:tc>
           <w:tcPr>
-            <w:tcW w:type="dxa" w:w="3456"/>
+            <w:tcW w:type="dxa" w:w="3552"/>
             <w:vAlign w:val="top"/>
           </w:tcPr>
           <w:p>
@@ -524,7 +564,7 @@
         </w:tc>
         <w:tc>
           <w:tcPr>
-            <w:tcW w:type="dxa" w:w="3456"/>
+            <w:tcW w:type="dxa" w:w="3552"/>
             <w:vAlign w:val="top"/>
           </w:tcPr>
           <w:p>
@@ -540,9 +580,12 @@
         </w:tc>
       </w:tr>
       <w:tr>
+        <w:trPr>
+          <w:cantSplit/>
+        </w:trPr>
         <w:tc>
           <w:tcPr>
-            <w:tcW w:type="dxa" w:w="3456"/>
+            <w:tcW w:type="dxa" w:w="3552"/>
             <w:vAlign w:val="top"/>
           </w:tcPr>
           <w:p>
@@ -558,7 +601,7 @@
         </w:tc>
         <w:tc>
           <w:tcPr>
-            <w:tcW w:type="dxa" w:w="3456"/>
+            <w:tcW w:type="dxa" w:w="3552"/>
             <w:vAlign w:val="top"/>
           </w:tcPr>
           <w:p>
@@ -574,7 +617,7 @@
         </w:tc>
         <w:tc>
           <w:tcPr>
-            <w:tcW w:type="dxa" w:w="3456"/>
+            <w:tcW w:type="dxa" w:w="3552"/>
             <w:vAlign w:val="top"/>
           </w:tcPr>
           <w:p>
@@ -590,9 +633,12 @@
         </w:tc>
       </w:tr>
       <w:tr>
+        <w:trPr>
+          <w:cantSplit/>
+        </w:trPr>
         <w:tc>
           <w:tcPr>
-            <w:tcW w:type="dxa" w:w="3456"/>
+            <w:tcW w:type="dxa" w:w="3552"/>
             <w:vAlign w:val="top"/>
           </w:tcPr>
           <w:p>
@@ -608,7 +654,7 @@
         </w:tc>
         <w:tc>
           <w:tcPr>
-            <w:tcW w:type="dxa" w:w="3456"/>
+            <w:tcW w:type="dxa" w:w="3552"/>
             <w:vAlign w:val="top"/>
           </w:tcPr>
           <w:p>
@@ -624,7 +670,7 @@
         </w:tc>
         <w:tc>
           <w:tcPr>
-            <w:tcW w:type="dxa" w:w="3456"/>
+            <w:tcW w:type="dxa" w:w="3552"/>
             <w:vAlign w:val="top"/>
           </w:tcPr>
           <w:p>
@@ -640,9 +686,12 @@
         </w:tc>
       </w:tr>
       <w:tr>
+        <w:trPr>
+          <w:cantSplit/>
+        </w:trPr>
         <w:tc>
           <w:tcPr>
-            <w:tcW w:type="dxa" w:w="3456"/>
+            <w:tcW w:type="dxa" w:w="3552"/>
             <w:vAlign w:val="top"/>
           </w:tcPr>
           <w:p>
@@ -658,7 +707,7 @@
         </w:tc>
         <w:tc>
           <w:tcPr>
-            <w:tcW w:type="dxa" w:w="3456"/>
+            <w:tcW w:type="dxa" w:w="3552"/>
             <w:vAlign w:val="top"/>
           </w:tcPr>
           <w:p>
@@ -674,7 +723,7 @@
         </w:tc>
         <w:tc>
           <w:tcPr>
-            <w:tcW w:type="dxa" w:w="3456"/>
+            <w:tcW w:type="dxa" w:w="3552"/>
             <w:vAlign w:val="top"/>
           </w:tcPr>
           <w:p>
@@ -690,12 +739,18 @@
         </w:tc>
       </w:tr>
       <w:tr>
+        <w:trPr>
+          <w:cantSplit/>
+        </w:trPr>
         <w:tc>
           <w:tcPr>
-            <w:tcW w:type="dxa" w:w="3456"/>
+            <w:tcW w:type="dxa" w:w="3552"/>
             <w:vAlign w:val="top"/>
           </w:tcPr>
           <w:p>
+            <w:pPr>
+              <w:keepNext/>
+            </w:pPr>
             <w:r/>
             <w:r>
               <w:rPr>
@@ -708,10 +763,13 @@
         </w:tc>
         <w:tc>
           <w:tcPr>
-            <w:tcW w:type="dxa" w:w="3456"/>
+            <w:tcW w:type="dxa" w:w="3552"/>
             <w:vAlign w:val="top"/>
           </w:tcPr>
           <w:p>
+            <w:pPr>
+              <w:keepNext/>
+            </w:pPr>
             <w:r/>
             <w:r>
               <w:rPr>
@@ -724,10 +782,13 @@
         </w:tc>
         <w:tc>
           <w:tcPr>
-            <w:tcW w:type="dxa" w:w="3456"/>
+            <w:tcW w:type="dxa" w:w="3552"/>
             <w:vAlign w:val="top"/>
           </w:tcPr>
           <w:p>
+            <w:pPr>
+              <w:keepNext/>
+            </w:pPr>
             <w:r/>
             <w:r>
               <w:rPr>
@@ -740,9 +801,12 @@
         </w:tc>
       </w:tr>
       <w:tr>
+        <w:trPr>
+          <w:cantSplit/>
+        </w:trPr>
         <w:tc>
           <w:tcPr>
-            <w:tcW w:type="dxa" w:w="3456"/>
+            <w:tcW w:type="dxa" w:w="3552"/>
             <w:vAlign w:val="top"/>
           </w:tcPr>
           <w:p>
@@ -758,7 +822,7 @@
         </w:tc>
         <w:tc>
           <w:tcPr>
-            <w:tcW w:type="dxa" w:w="3456"/>
+            <w:tcW w:type="dxa" w:w="3552"/>
             <w:vAlign w:val="top"/>
           </w:tcPr>
           <w:p>
@@ -774,7 +838,7 @@
         </w:tc>
         <w:tc>
           <w:tcPr>
-            <w:tcW w:type="dxa" w:w="3456"/>
+            <w:tcW w:type="dxa" w:w="3552"/>
             <w:vAlign w:val="top"/>
           </w:tcPr>
           <w:p>
@@ -817,17 +881,18 @@
         <w:tblLook w:firstColumn="1" w:firstRow="1" w:lastColumn="0" w:lastRow="0" w:noHBand="0" w:noVBand="1" w:val="04A0"/>
       </w:tblPr>
       <w:tblGrid>
-        <w:gridCol w:w="3456"/>
-        <w:gridCol w:w="3456"/>
-        <w:gridCol w:w="3456"/>
+        <w:gridCol w:w="3552"/>
+        <w:gridCol w:w="3552"/>
+        <w:gridCol w:w="3552"/>
       </w:tblGrid>
       <w:tr>
         <w:trPr>
           <w:tblHeader w:val="true"/>
+          <w:cantSplit/>
         </w:trPr>
         <w:tc>
           <w:tcPr>
-            <w:tcW w:type="dxa" w:w="3456"/>
+            <w:tcW w:type="dxa" w:w="3552"/>
             <w:vAlign w:val="top"/>
             <w:shd w:fill="D9EAF7"/>
           </w:tcPr>
@@ -844,7 +909,7 @@
         </w:tc>
         <w:tc>
           <w:tcPr>
-            <w:tcW w:type="dxa" w:w="3456"/>
+            <w:tcW w:type="dxa" w:w="3552"/>
             <w:vAlign w:val="top"/>
             <w:shd w:fill="D9EAF7"/>
           </w:tcPr>
@@ -861,7 +926,7 @@
         </w:tc>
         <w:tc>
           <w:tcPr>
-            <w:tcW w:type="dxa" w:w="3456"/>
+            <w:tcW w:type="dxa" w:w="3552"/>
             <w:vAlign w:val="top"/>
             <w:shd w:fill="D9EAF7"/>
           </w:tcPr>
@@ -878,9 +943,12 @@
         </w:tc>
       </w:tr>
       <w:tr>
+        <w:trPr>
+          <w:cantSplit/>
+        </w:trPr>
         <w:tc>
           <w:tcPr>
-            <w:tcW w:type="dxa" w:w="3456"/>
+            <w:tcW w:type="dxa" w:w="3552"/>
             <w:vAlign w:val="top"/>
           </w:tcPr>
           <w:p>
@@ -896,7 +964,7 @@
         </w:tc>
         <w:tc>
           <w:tcPr>
-            <w:tcW w:type="dxa" w:w="3456"/>
+            <w:tcW w:type="dxa" w:w="3552"/>
             <w:vAlign w:val="top"/>
           </w:tcPr>
           <w:p>
@@ -912,7 +980,7 @@
         </w:tc>
         <w:tc>
           <w:tcPr>
-            <w:tcW w:type="dxa" w:w="3456"/>
+            <w:tcW w:type="dxa" w:w="3552"/>
             <w:vAlign w:val="top"/>
           </w:tcPr>
           <w:p>
@@ -928,9 +996,12 @@
         </w:tc>
       </w:tr>
       <w:tr>
+        <w:trPr>
+          <w:cantSplit/>
+        </w:trPr>
         <w:tc>
           <w:tcPr>
-            <w:tcW w:type="dxa" w:w="3456"/>
+            <w:tcW w:type="dxa" w:w="3552"/>
             <w:vAlign w:val="top"/>
           </w:tcPr>
           <w:p>
@@ -946,7 +1017,7 @@
         </w:tc>
         <w:tc>
           <w:tcPr>
-            <w:tcW w:type="dxa" w:w="3456"/>
+            <w:tcW w:type="dxa" w:w="3552"/>
             <w:vAlign w:val="top"/>
           </w:tcPr>
           <w:p>
@@ -962,7 +1033,7 @@
         </w:tc>
         <w:tc>
           <w:tcPr>
-            <w:tcW w:type="dxa" w:w="3456"/>
+            <w:tcW w:type="dxa" w:w="3552"/>
             <w:vAlign w:val="top"/>
           </w:tcPr>
           <w:p>
@@ -978,9 +1049,12 @@
         </w:tc>
       </w:tr>
       <w:tr>
+        <w:trPr>
+          <w:cantSplit/>
+        </w:trPr>
         <w:tc>
           <w:tcPr>
-            <w:tcW w:type="dxa" w:w="3456"/>
+            <w:tcW w:type="dxa" w:w="3552"/>
             <w:vAlign w:val="top"/>
           </w:tcPr>
           <w:p>
@@ -996,7 +1070,7 @@
         </w:tc>
         <w:tc>
           <w:tcPr>
-            <w:tcW w:type="dxa" w:w="3456"/>
+            <w:tcW w:type="dxa" w:w="3552"/>
             <w:vAlign w:val="top"/>
           </w:tcPr>
           <w:p>
@@ -1012,7 +1086,7 @@
         </w:tc>
         <w:tc>
           <w:tcPr>
-            <w:tcW w:type="dxa" w:w="3456"/>
+            <w:tcW w:type="dxa" w:w="3552"/>
             <w:vAlign w:val="top"/>
           </w:tcPr>
           <w:p>
@@ -1028,9 +1102,12 @@
         </w:tc>
       </w:tr>
       <w:tr>
+        <w:trPr>
+          <w:cantSplit/>
+        </w:trPr>
         <w:tc>
           <w:tcPr>
-            <w:tcW w:type="dxa" w:w="3456"/>
+            <w:tcW w:type="dxa" w:w="3552"/>
             <w:vAlign w:val="top"/>
           </w:tcPr>
           <w:p>
@@ -1046,7 +1123,7 @@
         </w:tc>
         <w:tc>
           <w:tcPr>
-            <w:tcW w:type="dxa" w:w="3456"/>
+            <w:tcW w:type="dxa" w:w="3552"/>
             <w:vAlign w:val="top"/>
           </w:tcPr>
           <w:p>
@@ -1062,7 +1139,7 @@
         </w:tc>
         <w:tc>
           <w:tcPr>
-            <w:tcW w:type="dxa" w:w="3456"/>
+            <w:tcW w:type="dxa" w:w="3552"/>
             <w:vAlign w:val="top"/>
           </w:tcPr>
           <w:p>
@@ -1078,9 +1155,12 @@
         </w:tc>
       </w:tr>
       <w:tr>
+        <w:trPr>
+          <w:cantSplit/>
+        </w:trPr>
         <w:tc>
           <w:tcPr>
-            <w:tcW w:type="dxa" w:w="3456"/>
+            <w:tcW w:type="dxa" w:w="3552"/>
             <w:vAlign w:val="top"/>
           </w:tcPr>
           <w:p>
@@ -1096,7 +1176,7 @@
         </w:tc>
         <w:tc>
           <w:tcPr>
-            <w:tcW w:type="dxa" w:w="3456"/>
+            <w:tcW w:type="dxa" w:w="3552"/>
             <w:vAlign w:val="top"/>
           </w:tcPr>
           <w:p>
@@ -1112,7 +1192,7 @@
         </w:tc>
         <w:tc>
           <w:tcPr>
-            <w:tcW w:type="dxa" w:w="3456"/>
+            <w:tcW w:type="dxa" w:w="3552"/>
             <w:vAlign w:val="top"/>
           </w:tcPr>
           <w:p>
@@ -1128,9 +1208,12 @@
         </w:tc>
       </w:tr>
       <w:tr>
+        <w:trPr>
+          <w:cantSplit/>
+        </w:trPr>
         <w:tc>
           <w:tcPr>
-            <w:tcW w:type="dxa" w:w="3456"/>
+            <w:tcW w:type="dxa" w:w="3552"/>
             <w:vAlign w:val="top"/>
           </w:tcPr>
           <w:p>
@@ -1146,7 +1229,7 @@
         </w:tc>
         <w:tc>
           <w:tcPr>
-            <w:tcW w:type="dxa" w:w="3456"/>
+            <w:tcW w:type="dxa" w:w="3552"/>
             <w:vAlign w:val="top"/>
           </w:tcPr>
           <w:p>
@@ -1162,7 +1245,7 @@
         </w:tc>
         <w:tc>
           <w:tcPr>
-            <w:tcW w:type="dxa" w:w="3456"/>
+            <w:tcW w:type="dxa" w:w="3552"/>
             <w:vAlign w:val="top"/>
           </w:tcPr>
           <w:p>
@@ -1178,9 +1261,12 @@
         </w:tc>
       </w:tr>
       <w:tr>
+        <w:trPr>
+          <w:cantSplit/>
+        </w:trPr>
         <w:tc>
           <w:tcPr>
-            <w:tcW w:type="dxa" w:w="3456"/>
+            <w:tcW w:type="dxa" w:w="3552"/>
             <w:vAlign w:val="top"/>
           </w:tcPr>
           <w:p>
@@ -1196,7 +1282,7 @@
         </w:tc>
         <w:tc>
           <w:tcPr>
-            <w:tcW w:type="dxa" w:w="3456"/>
+            <w:tcW w:type="dxa" w:w="3552"/>
             <w:vAlign w:val="top"/>
           </w:tcPr>
           <w:p>
@@ -1212,7 +1298,7 @@
         </w:tc>
         <w:tc>
           <w:tcPr>
-            <w:tcW w:type="dxa" w:w="3456"/>
+            <w:tcW w:type="dxa" w:w="3552"/>
             <w:vAlign w:val="top"/>
           </w:tcPr>
           <w:p>
@@ -1228,9 +1314,12 @@
         </w:tc>
       </w:tr>
       <w:tr>
+        <w:trPr>
+          <w:cantSplit/>
+        </w:trPr>
         <w:tc>
           <w:tcPr>
-            <w:tcW w:type="dxa" w:w="3456"/>
+            <w:tcW w:type="dxa" w:w="3552"/>
             <w:vAlign w:val="top"/>
           </w:tcPr>
           <w:p>
@@ -1246,7 +1335,7 @@
         </w:tc>
         <w:tc>
           <w:tcPr>
-            <w:tcW w:type="dxa" w:w="3456"/>
+            <w:tcW w:type="dxa" w:w="3552"/>
             <w:vAlign w:val="top"/>
           </w:tcPr>
           <w:p>
@@ -1262,7 +1351,7 @@
         </w:tc>
         <w:tc>
           <w:tcPr>
-            <w:tcW w:type="dxa" w:w="3456"/>
+            <w:tcW w:type="dxa" w:w="3552"/>
             <w:vAlign w:val="top"/>
           </w:tcPr>
           <w:p>
@@ -1278,12 +1367,18 @@
         </w:tc>
       </w:tr>
       <w:tr>
+        <w:trPr>
+          <w:cantSplit/>
+        </w:trPr>
         <w:tc>
           <w:tcPr>
-            <w:tcW w:type="dxa" w:w="3456"/>
+            <w:tcW w:type="dxa" w:w="3552"/>
             <w:vAlign w:val="top"/>
           </w:tcPr>
           <w:p>
+            <w:pPr>
+              <w:keepNext/>
+            </w:pPr>
             <w:r/>
             <w:r>
               <w:rPr>
@@ -1296,10 +1391,13 @@
         </w:tc>
         <w:tc>
           <w:tcPr>
-            <w:tcW w:type="dxa" w:w="3456"/>
+            <w:tcW w:type="dxa" w:w="3552"/>
             <w:vAlign w:val="top"/>
           </w:tcPr>
           <w:p>
+            <w:pPr>
+              <w:keepNext/>
+            </w:pPr>
             <w:r/>
             <w:r>
               <w:rPr>
@@ -1312,10 +1410,13 @@
         </w:tc>
         <w:tc>
           <w:tcPr>
-            <w:tcW w:type="dxa" w:w="3456"/>
+            <w:tcW w:type="dxa" w:w="3552"/>
             <w:vAlign w:val="top"/>
           </w:tcPr>
           <w:p>
+            <w:pPr>
+              <w:keepNext/>
+            </w:pPr>
             <w:r/>
             <w:r>
               <w:rPr>
@@ -1328,9 +1429,12 @@
         </w:tc>
       </w:tr>
       <w:tr>
+        <w:trPr>
+          <w:cantSplit/>
+        </w:trPr>
         <w:tc>
           <w:tcPr>
-            <w:tcW w:type="dxa" w:w="3456"/>
+            <w:tcW w:type="dxa" w:w="3552"/>
             <w:vAlign w:val="top"/>
           </w:tcPr>
           <w:p>
@@ -1346,7 +1450,7 @@
         </w:tc>
         <w:tc>
           <w:tcPr>
-            <w:tcW w:type="dxa" w:w="3456"/>
+            <w:tcW w:type="dxa" w:w="3552"/>
             <w:vAlign w:val="top"/>
           </w:tcPr>
           <w:p>
@@ -1362,7 +1466,7 @@
         </w:tc>
         <w:tc>
           <w:tcPr>
-            <w:tcW w:type="dxa" w:w="3456"/>
+            <w:tcW w:type="dxa" w:w="3552"/>
             <w:vAlign w:val="top"/>
           </w:tcPr>
           <w:p>
@@ -1373,6 +1477,364 @@
                 <w:sz w:val="17"/>
               </w:rPr>
               <w:t>analytics/api/routes/sankey.py; heatmap.py; comparison.py; compare.py</w:t>
+            </w:r>
+          </w:p>
+        </w:tc>
+      </w:tr>
+    </w:tbl>
+    <w:p/>
+    <w:p>
+      <w:pPr>
+        <w:pStyle w:val="Heading1"/>
+      </w:pPr>
+      <w:r>
+        <w:t>API Design Details</w:t>
+      </w:r>
+    </w:p>
+    <w:p>
+      <w:r>
+        <w:t>The API design is organized by domain routers rather than by a single generic endpoint. The production tree exposes both operational APIs and UI-serving routes, and some compatibility routes remain mounted for OVOS-oriented integrations.</w:t>
+      </w:r>
+    </w:p>
+    <w:tbl>
+      <w:tblPr>
+        <w:tblStyle w:val="TableGrid"/>
+        <w:tblW w:type="auto" w:w="0"/>
+        <w:jc w:val="center"/>
+        <w:tblLook w:firstColumn="1" w:firstRow="1" w:lastColumn="0" w:lastRow="0" w:noHBand="0" w:noVBand="1" w:val="04A0"/>
+      </w:tblPr>
+      <w:tblGrid>
+        <w:gridCol w:w="3552"/>
+        <w:gridCol w:w="3552"/>
+        <w:gridCol w:w="3552"/>
+      </w:tblGrid>
+      <w:tr>
+        <w:trPr>
+          <w:tblHeader w:val="true"/>
+          <w:cantSplit/>
+        </w:trPr>
+        <w:tc>
+          <w:tcPr>
+            <w:tcW w:type="dxa" w:w="3552"/>
+            <w:vAlign w:val="top"/>
+            <w:shd w:fill="D9EAF7"/>
+          </w:tcPr>
+          <w:p>
+            <w:r/>
+            <w:r>
+              <w:rPr>
+                <w:b/>
+                <w:sz w:val="17"/>
+              </w:rPr>
+              <w:t>Design aspect</w:t>
+            </w:r>
+          </w:p>
+        </w:tc>
+        <w:tc>
+          <w:tcPr>
+            <w:tcW w:type="dxa" w:w="3552"/>
+            <w:vAlign w:val="top"/>
+            <w:shd w:fill="D9EAF7"/>
+          </w:tcPr>
+          <w:p>
+            <w:r/>
+            <w:r>
+              <w:rPr>
+                <w:b/>
+                <w:sz w:val="17"/>
+              </w:rPr>
+              <w:t>Observed implementation</w:t>
+            </w:r>
+          </w:p>
+        </w:tc>
+        <w:tc>
+          <w:tcPr>
+            <w:tcW w:type="dxa" w:w="3552"/>
+            <w:vAlign w:val="top"/>
+            <w:shd w:fill="D9EAF7"/>
+          </w:tcPr>
+          <w:p>
+            <w:r/>
+            <w:r>
+              <w:rPr>
+                <w:b/>
+                <w:sz w:val="17"/>
+              </w:rPr>
+              <w:t>Source basis</w:t>
+            </w:r>
+          </w:p>
+        </w:tc>
+      </w:tr>
+      <w:tr>
+        <w:trPr>
+          <w:cantSplit/>
+        </w:trPr>
+        <w:tc>
+          <w:tcPr>
+            <w:tcW w:type="dxa" w:w="3552"/>
+            <w:vAlign w:val="top"/>
+          </w:tcPr>
+          <w:p>
+            <w:r/>
+            <w:r>
+              <w:rPr>
+                <w:b w:val="0"/>
+                <w:sz w:val="17"/>
+              </w:rPr>
+              <w:t>Route organization</w:t>
+            </w:r>
+          </w:p>
+        </w:tc>
+        <w:tc>
+          <w:tcPr>
+            <w:tcW w:type="dxa" w:w="3552"/>
+            <w:vAlign w:val="top"/>
+          </w:tcPr>
+          <w:p>
+            <w:r/>
+            <w:r>
+              <w:rPr>
+                <w:b w:val="0"/>
+                <w:sz w:val="17"/>
+              </w:rPr>
+              <w:t>analytics/main.py mounts route modules under settings.API_PREFIX, normally /api/v1.</w:t>
+            </w:r>
+          </w:p>
+        </w:tc>
+        <w:tc>
+          <w:tcPr>
+            <w:tcW w:type="dxa" w:w="3552"/>
+            <w:vAlign w:val="top"/>
+          </w:tcPr>
+          <w:p>
+            <w:r/>
+            <w:r>
+              <w:rPr>
+                <w:b w:val="0"/>
+                <w:sz w:val="17"/>
+              </w:rPr>
+              <w:t>FastAPI routers keep domain areas separate and expose OpenAPI docs.</w:t>
+            </w:r>
+          </w:p>
+        </w:tc>
+      </w:tr>
+      <w:tr>
+        <w:trPr>
+          <w:cantSplit/>
+        </w:trPr>
+        <w:tc>
+          <w:tcPr>
+            <w:tcW w:type="dxa" w:w="3552"/>
+            <w:vAlign w:val="top"/>
+          </w:tcPr>
+          <w:p>
+            <w:r/>
+            <w:r>
+              <w:rPr>
+                <w:b w:val="0"/>
+                <w:sz w:val="17"/>
+              </w:rPr>
+              <w:t>Request/response models</w:t>
+            </w:r>
+          </w:p>
+        </w:tc>
+        <w:tc>
+          <w:tcPr>
+            <w:tcW w:type="dxa" w:w="3552"/>
+            <w:vAlign w:val="top"/>
+          </w:tcPr>
+          <w:p>
+            <w:r/>
+            <w:r>
+              <w:rPr>
+                <w:b w:val="0"/>
+                <w:sz w:val="17"/>
+              </w:rPr>
+              <w:t>Several routes use Pydantic response models, especially forecast, heatmap, ISO 50001, performance, model-performance, voice proxy, and reports.</w:t>
+            </w:r>
+          </w:p>
+        </w:tc>
+        <w:tc>
+          <w:tcPr>
+            <w:tcW w:type="dxa" w:w="3552"/>
+            <w:vAlign w:val="top"/>
+          </w:tcPr>
+          <w:p>
+            <w:r/>
+            <w:r>
+              <w:rPr>
+                <w:b w:val="0"/>
+                <w:sz w:val="17"/>
+              </w:rPr>
+              <w:t>Validation and schema visibility are strongest in typed routes.</w:t>
+            </w:r>
+          </w:p>
+        </w:tc>
+      </w:tr>
+      <w:tr>
+        <w:trPr>
+          <w:cantSplit/>
+        </w:trPr>
+        <w:tc>
+          <w:tcPr>
+            <w:tcW w:type="dxa" w:w="3552"/>
+            <w:vAlign w:val="top"/>
+          </w:tcPr>
+          <w:p>
+            <w:r/>
+            <w:r>
+              <w:rPr>
+                <w:b w:val="0"/>
+                <w:sz w:val="17"/>
+              </w:rPr>
+              <w:t>Database access</w:t>
+            </w:r>
+          </w:p>
+        </w:tc>
+        <w:tc>
+          <w:tcPr>
+            <w:tcW w:type="dxa" w:w="3552"/>
+            <w:vAlign w:val="top"/>
+          </w:tcPr>
+          <w:p>
+            <w:r/>
+            <w:r>
+              <w:rPr>
+                <w:b w:val="0"/>
+                <w:sz w:val="17"/>
+              </w:rPr>
+              <w:t>Routes and services use the analytics database module and async connection pool where implemented.</w:t>
+            </w:r>
+          </w:p>
+        </w:tc>
+        <w:tc>
+          <w:tcPr>
+            <w:tcW w:type="dxa" w:w="3552"/>
+            <w:vAlign w:val="top"/>
+          </w:tcPr>
+          <w:p>
+            <w:r/>
+            <w:r>
+              <w:rPr>
+                <w:b w:val="0"/>
+                <w:sz w:val="17"/>
+              </w:rPr>
+              <w:t>Data-heavy routes prefer SQL queries and database functions over in-memory mock state.</w:t>
+            </w:r>
+          </w:p>
+        </w:tc>
+      </w:tr>
+      <w:tr>
+        <w:trPr>
+          <w:cantSplit/>
+        </w:trPr>
+        <w:tc>
+          <w:tcPr>
+            <w:tcW w:type="dxa" w:w="3552"/>
+            <w:vAlign w:val="top"/>
+          </w:tcPr>
+          <w:p>
+            <w:pPr>
+              <w:keepNext/>
+            </w:pPr>
+            <w:r/>
+            <w:r>
+              <w:rPr>
+                <w:b w:val="0"/>
+                <w:sz w:val="17"/>
+              </w:rPr>
+              <w:t>Legacy/deprecated routes</w:t>
+            </w:r>
+          </w:p>
+        </w:tc>
+        <w:tc>
+          <w:tcPr>
+            <w:tcW w:type="dxa" w:w="3552"/>
+            <w:vAlign w:val="top"/>
+          </w:tcPr>
+          <w:p>
+            <w:pPr>
+              <w:keepNext/>
+            </w:pPr>
+            <w:r/>
+            <w:r>
+              <w:rPr>
+                <w:b w:val="0"/>
+                <w:sz w:val="17"/>
+              </w:rPr>
+              <w:t>OVOS and OVOS training routes remain mounted with comments noting newer factory/analytics/baseline paths.</w:t>
+            </w:r>
+          </w:p>
+        </w:tc>
+        <w:tc>
+          <w:tcPr>
+            <w:tcW w:type="dxa" w:w="3552"/>
+            <w:vAlign w:val="top"/>
+          </w:tcPr>
+          <w:p>
+            <w:pPr>
+              <w:keepNext/>
+            </w:pPr>
+            <w:r/>
+            <w:r>
+              <w:rPr>
+                <w:b w:val="0"/>
+                <w:sz w:val="17"/>
+              </w:rPr>
+              <w:t>Document as compatibility surface, not a separate service.</w:t>
+            </w:r>
+          </w:p>
+        </w:tc>
+      </w:tr>
+      <w:tr>
+        <w:trPr>
+          <w:cantSplit/>
+        </w:trPr>
+        <w:tc>
+          <w:tcPr>
+            <w:tcW w:type="dxa" w:w="3552"/>
+            <w:vAlign w:val="top"/>
+          </w:tcPr>
+          <w:p>
+            <w:r/>
+            <w:r>
+              <w:rPr>
+                <w:b w:val="0"/>
+                <w:sz w:val="17"/>
+              </w:rPr>
+              <w:t>UI route surface</w:t>
+            </w:r>
+          </w:p>
+        </w:tc>
+        <w:tc>
+          <w:tcPr>
+            <w:tcW w:type="dxa" w:w="3552"/>
+            <w:vAlign w:val="top"/>
+          </w:tcPr>
+          <w:p>
+            <w:r/>
+            <w:r>
+              <w:rPr>
+                <w:b w:val="0"/>
+                <w:sz w:val="17"/>
+              </w:rPr>
+              <w:t>analytics/api/routes/ui_routes.py serves analytics UI pages for dashboard/baseline/anomaly/KPI/forecast/Sankey/heatmap/comparison/model-performance paths.</w:t>
+            </w:r>
+          </w:p>
+        </w:tc>
+        <w:tc>
+          <w:tcPr>
+            <w:tcW w:type="dxa" w:w="3552"/>
+            <w:vAlign w:val="top"/>
+          </w:tcPr>
+          <w:p>
+            <w:r/>
+            <w:r>
+              <w:rPr>
+                <w:b w:val="0"/>
+                <w:sz w:val="17"/>
+              </w:rPr>
+              <w:t>These are FastAPI-rendered pages, distinct from Grafana dashboards.</w:t>
             </w:r>
           </w:p>
         </w:tc>
@@ -1405,17 +1867,18 @@
         <w:tblLook w:firstColumn="1" w:firstRow="1" w:lastColumn="0" w:lastRow="0" w:noHBand="0" w:noVBand="1" w:val="04A0"/>
       </w:tblPr>
       <w:tblGrid>
-        <w:gridCol w:w="3456"/>
-        <w:gridCol w:w="3456"/>
-        <w:gridCol w:w="3456"/>
+        <w:gridCol w:w="3552"/>
+        <w:gridCol w:w="3552"/>
+        <w:gridCol w:w="3552"/>
       </w:tblGrid>
       <w:tr>
         <w:trPr>
           <w:tblHeader w:val="true"/>
+          <w:cantSplit/>
         </w:trPr>
         <w:tc>
           <w:tcPr>
-            <w:tcW w:type="dxa" w:w="3456"/>
+            <w:tcW w:type="dxa" w:w="3552"/>
             <w:vAlign w:val="top"/>
             <w:shd w:fill="D9EAF7"/>
           </w:tcPr>
@@ -1432,7 +1895,7 @@
         </w:tc>
         <w:tc>
           <w:tcPr>
-            <w:tcW w:type="dxa" w:w="3456"/>
+            <w:tcW w:type="dxa" w:w="3552"/>
             <w:vAlign w:val="top"/>
             <w:shd w:fill="D9EAF7"/>
           </w:tcPr>
@@ -1449,7 +1912,7 @@
         </w:tc>
         <w:tc>
           <w:tcPr>
-            <w:tcW w:type="dxa" w:w="3456"/>
+            <w:tcW w:type="dxa" w:w="3552"/>
             <w:vAlign w:val="top"/>
             <w:shd w:fill="D9EAF7"/>
           </w:tcPr>
@@ -1466,9 +1929,12 @@
         </w:tc>
       </w:tr>
       <w:tr>
+        <w:trPr>
+          <w:cantSplit/>
+        </w:trPr>
         <w:tc>
           <w:tcPr>
-            <w:tcW w:type="dxa" w:w="3456"/>
+            <w:tcW w:type="dxa" w:w="3552"/>
             <w:vAlign w:val="top"/>
           </w:tcPr>
           <w:p>
@@ -1484,7 +1950,7 @@
         </w:tc>
         <w:tc>
           <w:tcPr>
-            <w:tcW w:type="dxa" w:w="3456"/>
+            <w:tcW w:type="dxa" w:w="3552"/>
             <w:vAlign w:val="top"/>
           </w:tcPr>
           <w:p>
@@ -1500,7 +1966,7 @@
         </w:tc>
         <w:tc>
           <w:tcPr>
-            <w:tcW w:type="dxa" w:w="3456"/>
+            <w:tcW w:type="dxa" w:w="3552"/>
             <w:vAlign w:val="top"/>
           </w:tcPr>
           <w:p>
@@ -1516,9 +1982,12 @@
         </w:tc>
       </w:tr>
       <w:tr>
+        <w:trPr>
+          <w:cantSplit/>
+        </w:trPr>
         <w:tc>
           <w:tcPr>
-            <w:tcW w:type="dxa" w:w="3456"/>
+            <w:tcW w:type="dxa" w:w="3552"/>
             <w:vAlign w:val="top"/>
           </w:tcPr>
           <w:p>
@@ -1534,7 +2003,7 @@
         </w:tc>
         <w:tc>
           <w:tcPr>
-            <w:tcW w:type="dxa" w:w="3456"/>
+            <w:tcW w:type="dxa" w:w="3552"/>
             <w:vAlign w:val="top"/>
           </w:tcPr>
           <w:p>
@@ -1550,7 +2019,7 @@
         </w:tc>
         <w:tc>
           <w:tcPr>
-            <w:tcW w:type="dxa" w:w="3456"/>
+            <w:tcW w:type="dxa" w:w="3552"/>
             <w:vAlign w:val="top"/>
           </w:tcPr>
           <w:p>
@@ -1566,9 +2035,12 @@
         </w:tc>
       </w:tr>
       <w:tr>
+        <w:trPr>
+          <w:cantSplit/>
+        </w:trPr>
         <w:tc>
           <w:tcPr>
-            <w:tcW w:type="dxa" w:w="3456"/>
+            <w:tcW w:type="dxa" w:w="3552"/>
             <w:vAlign w:val="top"/>
           </w:tcPr>
           <w:p>
@@ -1584,7 +2056,7 @@
         </w:tc>
         <w:tc>
           <w:tcPr>
-            <w:tcW w:type="dxa" w:w="3456"/>
+            <w:tcW w:type="dxa" w:w="3552"/>
             <w:vAlign w:val="top"/>
           </w:tcPr>
           <w:p>
@@ -1600,7 +2072,7 @@
         </w:tc>
         <w:tc>
           <w:tcPr>
-            <w:tcW w:type="dxa" w:w="3456"/>
+            <w:tcW w:type="dxa" w:w="3552"/>
             <w:vAlign w:val="top"/>
           </w:tcPr>
           <w:p>
@@ -1616,12 +2088,18 @@
         </w:tc>
       </w:tr>
       <w:tr>
+        <w:trPr>
+          <w:cantSplit/>
+        </w:trPr>
         <w:tc>
           <w:tcPr>
-            <w:tcW w:type="dxa" w:w="3456"/>
+            <w:tcW w:type="dxa" w:w="3552"/>
             <w:vAlign w:val="top"/>
           </w:tcPr>
           <w:p>
+            <w:pPr>
+              <w:keepNext/>
+            </w:pPr>
             <w:r/>
             <w:r>
               <w:rPr>
@@ -1634,10 +2112,13 @@
         </w:tc>
         <w:tc>
           <w:tcPr>
-            <w:tcW w:type="dxa" w:w="3456"/>
+            <w:tcW w:type="dxa" w:w="3552"/>
             <w:vAlign w:val="top"/>
           </w:tcPr>
           <w:p>
+            <w:pPr>
+              <w:keepNext/>
+            </w:pPr>
             <w:r/>
             <w:r>
               <w:rPr>
@@ -1650,10 +2131,13 @@
         </w:tc>
         <w:tc>
           <w:tcPr>
-            <w:tcW w:type="dxa" w:w="3456"/>
+            <w:tcW w:type="dxa" w:w="3552"/>
             <w:vAlign w:val="top"/>
           </w:tcPr>
           <w:p>
+            <w:pPr>
+              <w:keepNext/>
+            </w:pPr>
             <w:r/>
             <w:r>
               <w:rPr>
@@ -1666,9 +2150,12 @@
         </w:tc>
       </w:tr>
       <w:tr>
+        <w:trPr>
+          <w:cantSplit/>
+        </w:trPr>
         <w:tc>
           <w:tcPr>
-            <w:tcW w:type="dxa" w:w="3456"/>
+            <w:tcW w:type="dxa" w:w="3552"/>
             <w:vAlign w:val="top"/>
           </w:tcPr>
           <w:p>
@@ -1684,7 +2171,7 @@
         </w:tc>
         <w:tc>
           <w:tcPr>
-            <w:tcW w:type="dxa" w:w="3456"/>
+            <w:tcW w:type="dxa" w:w="3552"/>
             <w:vAlign w:val="top"/>
           </w:tcPr>
           <w:p>
@@ -1700,7 +2187,7 @@
         </w:tc>
         <w:tc>
           <w:tcPr>
-            <w:tcW w:type="dxa" w:w="3456"/>
+            <w:tcW w:type="dxa" w:w="3552"/>
             <w:vAlign w:val="top"/>
           </w:tcPr>
           <w:p>
@@ -1711,6 +2198,833 @@
                 <w:sz w:val="17"/>
               </w:rPr>
               <w:t>database/init/04-functions.sql</w:t>
+            </w:r>
+          </w:p>
+        </w:tc>
+      </w:tr>
+    </w:tbl>
+    <w:p/>
+    <w:p>
+      <w:pPr>
+        <w:pStyle w:val="Heading1"/>
+      </w:pPr>
+      <w:r>
+        <w:t>Database Object Catalog</w:t>
+      </w:r>
+    </w:p>
+    <w:p>
+      <w:r>
+        <w:t>The following catalog is intended as a stakeholder-level data-design view. It avoids column-by-column schema reproduction while identifying the functional database groups that support the application.</w:t>
+      </w:r>
+    </w:p>
+    <w:tbl>
+      <w:tblPr>
+        <w:tblStyle w:val="TableGrid"/>
+        <w:tblW w:type="auto" w:w="0"/>
+        <w:jc w:val="center"/>
+        <w:tblLook w:firstColumn="1" w:firstRow="1" w:lastColumn="0" w:lastRow="0" w:noHBand="0" w:noVBand="1" w:val="04A0"/>
+      </w:tblPr>
+      <w:tblGrid>
+        <w:gridCol w:w="3552"/>
+        <w:gridCol w:w="3552"/>
+        <w:gridCol w:w="3552"/>
+      </w:tblGrid>
+      <w:tr>
+        <w:trPr>
+          <w:tblHeader w:val="true"/>
+          <w:cantSplit/>
+        </w:trPr>
+        <w:tc>
+          <w:tcPr>
+            <w:tcW w:type="dxa" w:w="3552"/>
+            <w:vAlign w:val="top"/>
+            <w:shd w:fill="D9EAF7"/>
+          </w:tcPr>
+          <w:p>
+            <w:r/>
+            <w:r>
+              <w:rPr>
+                <w:b/>
+                <w:sz w:val="17"/>
+              </w:rPr>
+              <w:t>Object group</w:t>
+            </w:r>
+          </w:p>
+        </w:tc>
+        <w:tc>
+          <w:tcPr>
+            <w:tcW w:type="dxa" w:w="3552"/>
+            <w:vAlign w:val="top"/>
+            <w:shd w:fill="D9EAF7"/>
+          </w:tcPr>
+          <w:p>
+            <w:r/>
+            <w:r>
+              <w:rPr>
+                <w:b/>
+                <w:sz w:val="17"/>
+              </w:rPr>
+              <w:t>Representative objects</w:t>
+            </w:r>
+          </w:p>
+        </w:tc>
+        <w:tc>
+          <w:tcPr>
+            <w:tcW w:type="dxa" w:w="3552"/>
+            <w:vAlign w:val="top"/>
+            <w:shd w:fill="D9EAF7"/>
+          </w:tcPr>
+          <w:p>
+            <w:r/>
+            <w:r>
+              <w:rPr>
+                <w:b/>
+                <w:sz w:val="17"/>
+              </w:rPr>
+              <w:t>Design role</w:t>
+            </w:r>
+          </w:p>
+        </w:tc>
+      </w:tr>
+      <w:tr>
+        <w:trPr>
+          <w:cantSplit/>
+        </w:trPr>
+        <w:tc>
+          <w:tcPr>
+            <w:tcW w:type="dxa" w:w="3552"/>
+            <w:vAlign w:val="top"/>
+          </w:tcPr>
+          <w:p>
+            <w:r/>
+            <w:r>
+              <w:rPr>
+                <w:b w:val="0"/>
+                <w:sz w:val="17"/>
+              </w:rPr>
+              <w:t>Core dimensions</w:t>
+            </w:r>
+          </w:p>
+        </w:tc>
+        <w:tc>
+          <w:tcPr>
+            <w:tcW w:type="dxa" w:w="3552"/>
+            <w:vAlign w:val="top"/>
+          </w:tcPr>
+          <w:p>
+            <w:r/>
+            <w:r>
+              <w:rPr>
+                <w:b w:val="0"/>
+                <w:sz w:val="17"/>
+              </w:rPr>
+              <w:t>factories, machines</w:t>
+            </w:r>
+          </w:p>
+        </w:tc>
+        <w:tc>
+          <w:tcPr>
+            <w:tcW w:type="dxa" w:w="3552"/>
+            <w:vAlign w:val="top"/>
+          </w:tcPr>
+          <w:p>
+            <w:r/>
+            <w:r>
+              <w:rPr>
+                <w:b w:val="0"/>
+                <w:sz w:val="17"/>
+              </w:rPr>
+              <w:t>Facility and machine metadata, including machine type, factory association, active flag, rated power, and topic-related context.</w:t>
+            </w:r>
+          </w:p>
+        </w:tc>
+      </w:tr>
+      <w:tr>
+        <w:trPr>
+          <w:cantSplit/>
+        </w:trPr>
+        <w:tc>
+          <w:tcPr>
+            <w:tcW w:type="dxa" w:w="3552"/>
+            <w:vAlign w:val="top"/>
+          </w:tcPr>
+          <w:p>
+            <w:r/>
+            <w:r>
+              <w:rPr>
+                <w:b w:val="0"/>
+                <w:sz w:val="17"/>
+              </w:rPr>
+              <w:t>Telemetry facts</w:t>
+            </w:r>
+          </w:p>
+        </w:tc>
+        <w:tc>
+          <w:tcPr>
+            <w:tcW w:type="dxa" w:w="3552"/>
+            <w:vAlign w:val="top"/>
+          </w:tcPr>
+          <w:p>
+            <w:r/>
+            <w:r>
+              <w:rPr>
+                <w:b w:val="0"/>
+                <w:sz w:val="17"/>
+              </w:rPr>
+              <w:t>energy_readings, production_data, environmental_data, machine_status</w:t>
+            </w:r>
+          </w:p>
+        </w:tc>
+        <w:tc>
+          <w:tcPr>
+            <w:tcW w:type="dxa" w:w="3552"/>
+            <w:vAlign w:val="top"/>
+          </w:tcPr>
+          <w:p>
+            <w:r/>
+            <w:r>
+              <w:rPr>
+                <w:b w:val="0"/>
+                <w:sz w:val="17"/>
+              </w:rPr>
+              <w:t>High-frequency operational data and current machine state.</w:t>
+            </w:r>
+          </w:p>
+        </w:tc>
+      </w:tr>
+      <w:tr>
+        <w:trPr>
+          <w:cantSplit/>
+        </w:trPr>
+        <w:tc>
+          <w:tcPr>
+            <w:tcW w:type="dxa" w:w="3552"/>
+            <w:vAlign w:val="top"/>
+          </w:tcPr>
+          <w:p>
+            <w:r/>
+            <w:r>
+              <w:rPr>
+                <w:b w:val="0"/>
+                <w:sz w:val="17"/>
+              </w:rPr>
+              <w:t>Time-series acceleration</w:t>
+            </w:r>
+          </w:p>
+        </w:tc>
+        <w:tc>
+          <w:tcPr>
+            <w:tcW w:type="dxa" w:w="3552"/>
+            <w:vAlign w:val="top"/>
+          </w:tcPr>
+          <w:p>
+            <w:r/>
+            <w:r>
+              <w:rPr>
+                <w:b w:val="0"/>
+                <w:sz w:val="17"/>
+              </w:rPr>
+              <w:t>Timescale hypertables and continuous aggregate views</w:t>
+            </w:r>
+          </w:p>
+        </w:tc>
+        <w:tc>
+          <w:tcPr>
+            <w:tcW w:type="dxa" w:w="3552"/>
+            <w:vAlign w:val="top"/>
+          </w:tcPr>
+          <w:p>
+            <w:r/>
+            <w:r>
+              <w:rPr>
+                <w:b w:val="0"/>
+                <w:sz w:val="17"/>
+              </w:rPr>
+              <w:t>1 minute, 15 minute, 1 hour, and 1 day views support KPI/report/dashboard queries.</w:t>
+            </w:r>
+          </w:p>
+        </w:tc>
+      </w:tr>
+      <w:tr>
+        <w:trPr>
+          <w:cantSplit/>
+        </w:trPr>
+        <w:tc>
+          <w:tcPr>
+            <w:tcW w:type="dxa" w:w="3552"/>
+            <w:vAlign w:val="top"/>
+          </w:tcPr>
+          <w:p>
+            <w:r/>
+            <w:r>
+              <w:rPr>
+                <w:b w:val="0"/>
+                <w:sz w:val="17"/>
+              </w:rPr>
+              <w:t>Analytics metadata</w:t>
+            </w:r>
+          </w:p>
+        </w:tc>
+        <w:tc>
+          <w:tcPr>
+            <w:tcW w:type="dxa" w:w="3552"/>
+            <w:vAlign w:val="top"/>
+          </w:tcPr>
+          <w:p>
+            <w:r/>
+            <w:r>
+              <w:rPr>
+                <w:b w:val="0"/>
+                <w:sz w:val="17"/>
+              </w:rPr>
+              <w:t>energy_baselines, anomalies, energy_tariffs, carbon_factors, audit_log</w:t>
+            </w:r>
+          </w:p>
+        </w:tc>
+        <w:tc>
+          <w:tcPr>
+            <w:tcW w:type="dxa" w:w="3552"/>
+            <w:vAlign w:val="top"/>
+          </w:tcPr>
+          <w:p>
+            <w:r/>
+            <w:r>
+              <w:rPr>
+                <w:b w:val="0"/>
+                <w:sz w:val="17"/>
+              </w:rPr>
+              <w:t>Model, anomaly, cost, carbon, and audit support tables.</w:t>
+            </w:r>
+          </w:p>
+        </w:tc>
+      </w:tr>
+      <w:tr>
+        <w:trPr>
+          <w:cantSplit/>
+        </w:trPr>
+        <w:tc>
+          <w:tcPr>
+            <w:tcW w:type="dxa" w:w="3552"/>
+            <w:vAlign w:val="top"/>
+          </w:tcPr>
+          <w:p>
+            <w:pPr>
+              <w:keepNext/>
+            </w:pPr>
+            <w:r/>
+            <w:r>
+              <w:rPr>
+                <w:b w:val="0"/>
+                <w:sz w:val="17"/>
+              </w:rPr>
+              <w:t>ISO 50001 structures</w:t>
+            </w:r>
+          </w:p>
+        </w:tc>
+        <w:tc>
+          <w:tcPr>
+            <w:tcW w:type="dxa" w:w="3552"/>
+            <w:vAlign w:val="top"/>
+          </w:tcPr>
+          <w:p>
+            <w:pPr>
+              <w:keepNext/>
+            </w:pPr>
+            <w:r/>
+            <w:r>
+              <w:rPr>
+                <w:b w:val="0"/>
+                <w:sz w:val="17"/>
+              </w:rPr>
+              <w:t>energy_sources, seus, seu_energy_performance, enpi_baselines, enpi_performance, energy_targets, action_plans</w:t>
+            </w:r>
+          </w:p>
+        </w:tc>
+        <w:tc>
+          <w:tcPr>
+            <w:tcW w:type="dxa" w:w="3552"/>
+            <w:vAlign w:val="top"/>
+          </w:tcPr>
+          <w:p>
+            <w:pPr>
+              <w:keepNext/>
+            </w:pPr>
+            <w:r/>
+            <w:r>
+              <w:rPr>
+                <w:b w:val="0"/>
+                <w:sz w:val="17"/>
+              </w:rPr>
+              <w:t>Energy-source, significant-energy-use, EnPI, target, and action-plan concepts.</w:t>
+            </w:r>
+          </w:p>
+        </w:tc>
+      </w:tr>
+      <w:tr>
+        <w:trPr>
+          <w:cantSplit/>
+        </w:trPr>
+        <w:tc>
+          <w:tcPr>
+            <w:tcW w:type="dxa" w:w="3552"/>
+            <w:vAlign w:val="top"/>
+          </w:tcPr>
+          <w:p>
+            <w:r/>
+            <w:r>
+              <w:rPr>
+                <w:b w:val="0"/>
+                <w:sz w:val="17"/>
+              </w:rPr>
+              <w:t>Model/forecast tracking</w:t>
+            </w:r>
+          </w:p>
+        </w:tc>
+        <w:tc>
+          <w:tcPr>
+            <w:tcW w:type="dxa" w:w="3552"/>
+            <w:vAlign w:val="top"/>
+          </w:tcPr>
+          <w:p>
+            <w:r/>
+            <w:r>
+              <w:rPr>
+                <w:b w:val="0"/>
+                <w:sz w:val="17"/>
+              </w:rPr>
+              <w:t>model_performance tables, energy_forecasts, model_training_history, model_alerts</w:t>
+            </w:r>
+          </w:p>
+        </w:tc>
+        <w:tc>
+          <w:tcPr>
+            <w:tcW w:type="dxa" w:w="3552"/>
+            <w:vAlign w:val="top"/>
+          </w:tcPr>
+          <w:p>
+            <w:r/>
+            <w:r>
+              <w:rPr>
+                <w:b w:val="0"/>
+                <w:sz w:val="17"/>
+              </w:rPr>
+              <w:t>Forecast output and model lifecycle/performance observations.</w:t>
+            </w:r>
+          </w:p>
+        </w:tc>
+      </w:tr>
+    </w:tbl>
+    <w:p/>
+    <w:p>
+      <w:pPr>
+        <w:pStyle w:val="Heading1"/>
+      </w:pPr>
+      <w:r>
+        <w:t>Service-Layer Design</w:t>
+      </w:r>
+    </w:p>
+    <w:p>
+      <w:r>
+        <w:t>The analytics service layer centralizes most non-trivial domain logic. KPIService wraps SQL KPI functions; baseline and forecast services coordinate model training/prediction and storage; anomaly services detect and record anomalies; report services assemble data and output files; event publisher/subscriber modules integrate Redis Pub/Sub where enabled.</w:t>
+      </w:r>
+    </w:p>
+    <w:p>
+      <w:r>
+        <w:t>This design keeps route handlers closer to request/response orchestration while delegating calculation, modeling, report assembly, and event behavior to domain services. Some older routes still contain direct SQL or route-level calculations, so the design is pragmatic rather than fully uniform.</w:t>
+      </w:r>
+    </w:p>
+    <w:tbl>
+      <w:tblPr>
+        <w:tblStyle w:val="TableGrid"/>
+        <w:tblW w:type="auto" w:w="0"/>
+        <w:jc w:val="center"/>
+        <w:tblLook w:firstColumn="1" w:firstRow="1" w:lastColumn="0" w:lastRow="0" w:noHBand="0" w:noVBand="1" w:val="04A0"/>
+      </w:tblPr>
+      <w:tblGrid>
+        <w:gridCol w:w="3552"/>
+        <w:gridCol w:w="3552"/>
+        <w:gridCol w:w="3552"/>
+      </w:tblGrid>
+      <w:tr>
+        <w:trPr>
+          <w:tblHeader w:val="true"/>
+          <w:cantSplit/>
+        </w:trPr>
+        <w:tc>
+          <w:tcPr>
+            <w:tcW w:type="dxa" w:w="3552"/>
+            <w:vAlign w:val="top"/>
+            <w:shd w:fill="D9EAF7"/>
+          </w:tcPr>
+          <w:p>
+            <w:r/>
+            <w:r>
+              <w:rPr>
+                <w:b/>
+                <w:sz w:val="17"/>
+              </w:rPr>
+              <w:t>Service area</w:t>
+            </w:r>
+          </w:p>
+        </w:tc>
+        <w:tc>
+          <w:tcPr>
+            <w:tcW w:type="dxa" w:w="3552"/>
+            <w:vAlign w:val="top"/>
+            <w:shd w:fill="D9EAF7"/>
+          </w:tcPr>
+          <w:p>
+            <w:r/>
+            <w:r>
+              <w:rPr>
+                <w:b/>
+                <w:sz w:val="17"/>
+              </w:rPr>
+              <w:t>Implementation responsibility</w:t>
+            </w:r>
+          </w:p>
+        </w:tc>
+        <w:tc>
+          <w:tcPr>
+            <w:tcW w:type="dxa" w:w="3552"/>
+            <w:vAlign w:val="top"/>
+            <w:shd w:fill="D9EAF7"/>
+          </w:tcPr>
+          <w:p>
+            <w:r/>
+            <w:r>
+              <w:rPr>
+                <w:b/>
+                <w:sz w:val="17"/>
+              </w:rPr>
+              <w:t>Source basis</w:t>
+            </w:r>
+          </w:p>
+        </w:tc>
+      </w:tr>
+      <w:tr>
+        <w:trPr>
+          <w:cantSplit/>
+        </w:trPr>
+        <w:tc>
+          <w:tcPr>
+            <w:tcW w:type="dxa" w:w="3552"/>
+            <w:vAlign w:val="top"/>
+          </w:tcPr>
+          <w:p>
+            <w:r/>
+            <w:r>
+              <w:rPr>
+                <w:b w:val="0"/>
+                <w:sz w:val="17"/>
+              </w:rPr>
+              <w:t>KPI service</w:t>
+            </w:r>
+          </w:p>
+        </w:tc>
+        <w:tc>
+          <w:tcPr>
+            <w:tcW w:type="dxa" w:w="3552"/>
+            <w:vAlign w:val="top"/>
+          </w:tcPr>
+          <w:p>
+            <w:r/>
+            <w:r>
+              <w:rPr>
+                <w:b w:val="0"/>
+                <w:sz w:val="17"/>
+              </w:rPr>
+              <w:t>Calls SQL functions for SEC, peak demand, load factor, cost, carbon, and combined KPI responses.</w:t>
+            </w:r>
+          </w:p>
+        </w:tc>
+        <w:tc>
+          <w:tcPr>
+            <w:tcW w:type="dxa" w:w="3552"/>
+            <w:vAlign w:val="top"/>
+          </w:tcPr>
+          <w:p>
+            <w:r/>
+            <w:r>
+              <w:rPr>
+                <w:b w:val="0"/>
+                <w:sz w:val="17"/>
+              </w:rPr>
+              <w:t>analytics/services/kpi_service.py; database/init/04-functions.sql</w:t>
+            </w:r>
+          </w:p>
+        </w:tc>
+      </w:tr>
+      <w:tr>
+        <w:trPr>
+          <w:cantSplit/>
+        </w:trPr>
+        <w:tc>
+          <w:tcPr>
+            <w:tcW w:type="dxa" w:w="3552"/>
+            <w:vAlign w:val="top"/>
+          </w:tcPr>
+          <w:p>
+            <w:r/>
+            <w:r>
+              <w:rPr>
+                <w:b w:val="0"/>
+                <w:sz w:val="17"/>
+              </w:rPr>
+              <w:t>Baseline services</w:t>
+            </w:r>
+          </w:p>
+        </w:tc>
+        <w:tc>
+          <w:tcPr>
+            <w:tcW w:type="dxa" w:w="3552"/>
+            <w:vAlign w:val="top"/>
+          </w:tcPr>
+          <w:p>
+            <w:r/>
+            <w:r>
+              <w:rPr>
+                <w:b w:val="0"/>
+                <w:sz w:val="17"/>
+              </w:rPr>
+              <w:t>Train/predict baseline models, store model metadata, explain drivers, and support SEU baseline training.</w:t>
+            </w:r>
+          </w:p>
+        </w:tc>
+        <w:tc>
+          <w:tcPr>
+            <w:tcW w:type="dxa" w:w="3552"/>
+            <w:vAlign w:val="top"/>
+          </w:tcPr>
+          <w:p>
+            <w:r/>
+            <w:r>
+              <w:rPr>
+                <w:b w:val="0"/>
+                <w:sz w:val="17"/>
+              </w:rPr>
+              <w:t>analytics/services/baseline_service.py; seu_baseline_service.py; analytics/models/baseline.py</w:t>
+            </w:r>
+          </w:p>
+        </w:tc>
+      </w:tr>
+      <w:tr>
+        <w:trPr>
+          <w:cantSplit/>
+        </w:trPr>
+        <w:tc>
+          <w:tcPr>
+            <w:tcW w:type="dxa" w:w="3552"/>
+            <w:vAlign w:val="top"/>
+          </w:tcPr>
+          <w:p>
+            <w:r/>
+            <w:r>
+              <w:rPr>
+                <w:b w:val="0"/>
+                <w:sz w:val="17"/>
+              </w:rPr>
+              <w:t>Forecast service</w:t>
+            </w:r>
+          </w:p>
+        </w:tc>
+        <w:tc>
+          <w:tcPr>
+            <w:tcW w:type="dxa" w:w="3552"/>
+            <w:vAlign w:val="top"/>
+          </w:tcPr>
+          <w:p>
+            <w:r/>
+            <w:r>
+              <w:rPr>
+                <w:b w:val="0"/>
+                <w:sz w:val="17"/>
+              </w:rPr>
+              <w:t>Train ARIMA/Prophet models, create predictions, and support short-term/peak/demand routes.</w:t>
+            </w:r>
+          </w:p>
+        </w:tc>
+        <w:tc>
+          <w:tcPr>
+            <w:tcW w:type="dxa" w:w="3552"/>
+            <w:vAlign w:val="top"/>
+          </w:tcPr>
+          <w:p>
+            <w:r/>
+            <w:r>
+              <w:rPr>
+                <w:b w:val="0"/>
+                <w:sz w:val="17"/>
+              </w:rPr>
+              <w:t>analytics/services/forecast_service.py; analytics/models/*forecast*.py</w:t>
+            </w:r>
+          </w:p>
+        </w:tc>
+      </w:tr>
+      <w:tr>
+        <w:trPr>
+          <w:cantSplit/>
+        </w:trPr>
+        <w:tc>
+          <w:tcPr>
+            <w:tcW w:type="dxa" w:w="3552"/>
+            <w:vAlign w:val="top"/>
+          </w:tcPr>
+          <w:p>
+            <w:r/>
+            <w:r>
+              <w:rPr>
+                <w:b w:val="0"/>
+                <w:sz w:val="17"/>
+              </w:rPr>
+              <w:t>Anomaly service</w:t>
+            </w:r>
+          </w:p>
+        </w:tc>
+        <w:tc>
+          <w:tcPr>
+            <w:tcW w:type="dxa" w:w="3552"/>
+            <w:vAlign w:val="top"/>
+          </w:tcPr>
+          <w:p>
+            <w:r/>
+            <w:r>
+              <w:rPr>
+                <w:b w:val="0"/>
+                <w:sz w:val="17"/>
+              </w:rPr>
+              <w:t>Create/detect/search/resolve anomalies and support anomaly-oriented routes.</w:t>
+            </w:r>
+          </w:p>
+        </w:tc>
+        <w:tc>
+          <w:tcPr>
+            <w:tcW w:type="dxa" w:w="3552"/>
+            <w:vAlign w:val="top"/>
+          </w:tcPr>
+          <w:p>
+            <w:r/>
+            <w:r>
+              <w:rPr>
+                <w:b w:val="0"/>
+                <w:sz w:val="17"/>
+              </w:rPr>
+              <w:t>analytics/services/anomaly_service.py; analytics/api/routes/anomaly.py</w:t>
+            </w:r>
+          </w:p>
+        </w:tc>
+      </w:tr>
+      <w:tr>
+        <w:trPr>
+          <w:cantSplit/>
+        </w:trPr>
+        <w:tc>
+          <w:tcPr>
+            <w:tcW w:type="dxa" w:w="3552"/>
+            <w:vAlign w:val="top"/>
+          </w:tcPr>
+          <w:p>
+            <w:pPr>
+              <w:keepNext/>
+            </w:pPr>
+            <w:r/>
+            <w:r>
+              <w:rPr>
+                <w:b w:val="0"/>
+                <w:sz w:val="17"/>
+              </w:rPr>
+              <w:t>Report services</w:t>
+            </w:r>
+          </w:p>
+        </w:tc>
+        <w:tc>
+          <w:tcPr>
+            <w:tcW w:type="dxa" w:w="3552"/>
+            <w:vAlign w:val="top"/>
+          </w:tcPr>
+          <w:p>
+            <w:pPr>
+              <w:keepNext/>
+            </w:pPr>
+            <w:r/>
+            <w:r>
+              <w:rPr>
+                <w:b w:val="0"/>
+                <w:sz w:val="17"/>
+              </w:rPr>
+              <w:t>Generate legacy monthly EnPI PDFs and V2 report outputs through report components and generators.</w:t>
+            </w:r>
+          </w:p>
+        </w:tc>
+        <w:tc>
+          <w:tcPr>
+            <w:tcW w:type="dxa" w:w="3552"/>
+            <w:vAlign w:val="top"/>
+          </w:tcPr>
+          <w:p>
+            <w:pPr>
+              <w:keepNext/>
+            </w:pPr>
+            <w:r/>
+            <w:r>
+              <w:rPr>
+                <w:b w:val="0"/>
+                <w:sz w:val="17"/>
+              </w:rPr>
+              <w:t>analytics/reports/; analytics/reports_v2/</w:t>
+            </w:r>
+          </w:p>
+        </w:tc>
+      </w:tr>
+      <w:tr>
+        <w:trPr>
+          <w:cantSplit/>
+        </w:trPr>
+        <w:tc>
+          <w:tcPr>
+            <w:tcW w:type="dxa" w:w="3552"/>
+            <w:vAlign w:val="top"/>
+          </w:tcPr>
+          <w:p>
+            <w:r/>
+            <w:r>
+              <w:rPr>
+                <w:b w:val="0"/>
+                <w:sz w:val="17"/>
+              </w:rPr>
+              <w:t>Event services</w:t>
+            </w:r>
+          </w:p>
+        </w:tc>
+        <w:tc>
+          <w:tcPr>
+            <w:tcW w:type="dxa" w:w="3552"/>
+            <w:vAlign w:val="top"/>
+          </w:tcPr>
+          <w:p>
+            <w:r/>
+            <w:r>
+              <w:rPr>
+                <w:b w:val="0"/>
+                <w:sz w:val="17"/>
+              </w:rPr>
+              <w:t>Publish and subscribe to Redis channels for anomaly, metric, training, and system alert events when enabled.</w:t>
+            </w:r>
+          </w:p>
+        </w:tc>
+        <w:tc>
+          <w:tcPr>
+            <w:tcW w:type="dxa" w:w="3552"/>
+            <w:vAlign w:val="top"/>
+          </w:tcPr>
+          <w:p>
+            <w:r/>
+            <w:r>
+              <w:rPr>
+                <w:b w:val="0"/>
+                <w:sz w:val="17"/>
+              </w:rPr>
+              <w:t>analytics/services/event_publisher.py; event_subscriber.py; redis_manager.py</w:t>
             </w:r>
           </w:p>
         </w:tc>
@@ -1743,17 +3057,18 @@
         <w:tblLook w:firstColumn="1" w:firstRow="1" w:lastColumn="0" w:lastRow="0" w:noHBand="0" w:noVBand="1" w:val="04A0"/>
       </w:tblPr>
       <w:tblGrid>
-        <w:gridCol w:w="3456"/>
-        <w:gridCol w:w="3456"/>
-        <w:gridCol w:w="3456"/>
+        <w:gridCol w:w="3552"/>
+        <w:gridCol w:w="3552"/>
+        <w:gridCol w:w="3552"/>
       </w:tblGrid>
       <w:tr>
         <w:trPr>
           <w:tblHeader w:val="true"/>
+          <w:cantSplit/>
         </w:trPr>
         <w:tc>
           <w:tcPr>
-            <w:tcW w:type="dxa" w:w="3456"/>
+            <w:tcW w:type="dxa" w:w="3552"/>
             <w:vAlign w:val="top"/>
             <w:shd w:fill="D9EAF7"/>
           </w:tcPr>
@@ -1770,7 +3085,7 @@
         </w:tc>
         <w:tc>
           <w:tcPr>
-            <w:tcW w:type="dxa" w:w="3456"/>
+            <w:tcW w:type="dxa" w:w="3552"/>
             <w:vAlign w:val="top"/>
             <w:shd w:fill="D9EAF7"/>
           </w:tcPr>
@@ -1787,7 +3102,7 @@
         </w:tc>
         <w:tc>
           <w:tcPr>
-            <w:tcW w:type="dxa" w:w="3456"/>
+            <w:tcW w:type="dxa" w:w="3552"/>
             <w:vAlign w:val="top"/>
             <w:shd w:fill="D9EAF7"/>
           </w:tcPr>
@@ -1804,9 +3119,12 @@
         </w:tc>
       </w:tr>
       <w:tr>
+        <w:trPr>
+          <w:cantSplit/>
+        </w:trPr>
         <w:tc>
           <w:tcPr>
-            <w:tcW w:type="dxa" w:w="3456"/>
+            <w:tcW w:type="dxa" w:w="3552"/>
             <w:vAlign w:val="top"/>
           </w:tcPr>
           <w:p>
@@ -1822,7 +3140,7 @@
         </w:tc>
         <w:tc>
           <w:tcPr>
-            <w:tcW w:type="dxa" w:w="3456"/>
+            <w:tcW w:type="dxa" w:w="3552"/>
             <w:vAlign w:val="top"/>
           </w:tcPr>
           <w:p>
@@ -1838,7 +3156,7 @@
         </w:tc>
         <w:tc>
           <w:tcPr>
-            <w:tcW w:type="dxa" w:w="3456"/>
+            <w:tcW w:type="dxa" w:w="3552"/>
             <w:vAlign w:val="top"/>
           </w:tcPr>
           <w:p>
@@ -1854,9 +3172,12 @@
         </w:tc>
       </w:tr>
       <w:tr>
+        <w:trPr>
+          <w:cantSplit/>
+        </w:trPr>
         <w:tc>
           <w:tcPr>
-            <w:tcW w:type="dxa" w:w="3456"/>
+            <w:tcW w:type="dxa" w:w="3552"/>
             <w:vAlign w:val="top"/>
           </w:tcPr>
           <w:p>
@@ -1872,7 +3193,7 @@
         </w:tc>
         <w:tc>
           <w:tcPr>
-            <w:tcW w:type="dxa" w:w="3456"/>
+            <w:tcW w:type="dxa" w:w="3552"/>
             <w:vAlign w:val="top"/>
           </w:tcPr>
           <w:p>
@@ -1888,7 +3209,7 @@
         </w:tc>
         <w:tc>
           <w:tcPr>
-            <w:tcW w:type="dxa" w:w="3456"/>
+            <w:tcW w:type="dxa" w:w="3552"/>
             <w:vAlign w:val="top"/>
           </w:tcPr>
           <w:p>
@@ -1904,12 +3225,18 @@
         </w:tc>
       </w:tr>
       <w:tr>
+        <w:trPr>
+          <w:cantSplit/>
+        </w:trPr>
         <w:tc>
           <w:tcPr>
-            <w:tcW w:type="dxa" w:w="3456"/>
+            <w:tcW w:type="dxa" w:w="3552"/>
             <w:vAlign w:val="top"/>
           </w:tcPr>
           <w:p>
+            <w:pPr>
+              <w:keepNext/>
+            </w:pPr>
             <w:r/>
             <w:r>
               <w:rPr>
@@ -1922,10 +3249,13 @@
         </w:tc>
         <w:tc>
           <w:tcPr>
-            <w:tcW w:type="dxa" w:w="3456"/>
+            <w:tcW w:type="dxa" w:w="3552"/>
             <w:vAlign w:val="top"/>
           </w:tcPr>
           <w:p>
+            <w:pPr>
+              <w:keepNext/>
+            </w:pPr>
             <w:r/>
             <w:r>
               <w:rPr>
@@ -1938,10 +3268,13 @@
         </w:tc>
         <w:tc>
           <w:tcPr>
-            <w:tcW w:type="dxa" w:w="3456"/>
+            <w:tcW w:type="dxa" w:w="3552"/>
             <w:vAlign w:val="top"/>
           </w:tcPr>
           <w:p>
+            <w:pPr>
+              <w:keepNext/>
+            </w:pPr>
             <w:r/>
             <w:r>
               <w:rPr>
@@ -1954,9 +3287,12 @@
         </w:tc>
       </w:tr>
       <w:tr>
+        <w:trPr>
+          <w:cantSplit/>
+        </w:trPr>
         <w:tc>
           <w:tcPr>
-            <w:tcW w:type="dxa" w:w="3456"/>
+            <w:tcW w:type="dxa" w:w="3552"/>
             <w:vAlign w:val="top"/>
           </w:tcPr>
           <w:p>
@@ -1972,7 +3308,7 @@
         </w:tc>
         <w:tc>
           <w:tcPr>
-            <w:tcW w:type="dxa" w:w="3456"/>
+            <w:tcW w:type="dxa" w:w="3552"/>
             <w:vAlign w:val="top"/>
           </w:tcPr>
           <w:p>
@@ -1988,7 +3324,7 @@
         </w:tc>
         <w:tc>
           <w:tcPr>
-            <w:tcW w:type="dxa" w:w="3456"/>
+            <w:tcW w:type="dxa" w:w="3552"/>
             <w:vAlign w:val="top"/>
           </w:tcPr>
           <w:p>
@@ -2028,6 +3364,422 @@
         <w:t>The Rasa custom action loads qa_data.json and retrieves knowledge/help answers using exact match, special cases, keyword routing, abbreviation expansion, misspelling correction, and fuzzy-style matching logic. This is a text help path; it should not be confused with live OVOS operational queries.</w:t>
       </w:r>
     </w:p>
+    <w:p>
+      <w:pPr>
+        <w:pStyle w:val="Heading1"/>
+      </w:pPr>
+      <w:r>
+        <w:t>Authentication And Authorization Design</w:t>
+      </w:r>
+    </w:p>
+    <w:p>
+      <w:r>
+        <w:t>Authentication is implemented in a separate Flask service rather than inside the analytics FastAPI application. The service stores users, sessions, and audit records in PostgreSQL auth tables and exposes login/registration/admin/contact workflows through Nginx-routed endpoints.</w:t>
+      </w:r>
+    </w:p>
+    <w:p>
+      <w:r>
+        <w:t>Authorization is strongest on the auth-service admin endpoints, where a decorator verifies bearer JWTs, checks the configured admin email allowlist, and confirms the active/verified admin role in the database. Analytics middleware includes JWT support, but the final documentation should not imply a complete cross-service enterprise IAM layer.</w:t>
+      </w:r>
+    </w:p>
+    <w:tbl>
+      <w:tblPr>
+        <w:tblStyle w:val="TableGrid"/>
+        <w:tblW w:type="auto" w:w="0"/>
+        <w:jc w:val="center"/>
+        <w:tblLook w:firstColumn="1" w:firstRow="1" w:lastColumn="0" w:lastRow="0" w:noHBand="0" w:noVBand="1" w:val="04A0"/>
+      </w:tblPr>
+      <w:tblGrid>
+        <w:gridCol w:w="3552"/>
+        <w:gridCol w:w="3552"/>
+        <w:gridCol w:w="3552"/>
+      </w:tblGrid>
+      <w:tr>
+        <w:trPr>
+          <w:tblHeader w:val="true"/>
+          <w:cantSplit/>
+        </w:trPr>
+        <w:tc>
+          <w:tcPr>
+            <w:tcW w:type="dxa" w:w="3552"/>
+            <w:vAlign w:val="top"/>
+            <w:shd w:fill="D9EAF7"/>
+          </w:tcPr>
+          <w:p>
+            <w:r/>
+            <w:r>
+              <w:rPr>
+                <w:b/>
+                <w:sz w:val="17"/>
+              </w:rPr>
+              <w:t>Auth feature</w:t>
+            </w:r>
+          </w:p>
+        </w:tc>
+        <w:tc>
+          <w:tcPr>
+            <w:tcW w:type="dxa" w:w="3552"/>
+            <w:vAlign w:val="top"/>
+            <w:shd w:fill="D9EAF7"/>
+          </w:tcPr>
+          <w:p>
+            <w:r/>
+            <w:r>
+              <w:rPr>
+                <w:b/>
+                <w:sz w:val="17"/>
+              </w:rPr>
+              <w:t>Observed implementation</w:t>
+            </w:r>
+          </w:p>
+        </w:tc>
+        <w:tc>
+          <w:tcPr>
+            <w:tcW w:type="dxa" w:w="3552"/>
+            <w:vAlign w:val="top"/>
+            <w:shd w:fill="D9EAF7"/>
+          </w:tcPr>
+          <w:p>
+            <w:r/>
+            <w:r>
+              <w:rPr>
+                <w:b/>
+                <w:sz w:val="17"/>
+              </w:rPr>
+              <w:t>Source basis</w:t>
+            </w:r>
+          </w:p>
+        </w:tc>
+      </w:tr>
+      <w:tr>
+        <w:trPr>
+          <w:cantSplit/>
+        </w:trPr>
+        <w:tc>
+          <w:tcPr>
+            <w:tcW w:type="dxa" w:w="3552"/>
+            <w:vAlign w:val="top"/>
+          </w:tcPr>
+          <w:p>
+            <w:r/>
+            <w:r>
+              <w:rPr>
+                <w:b w:val="0"/>
+                <w:sz w:val="17"/>
+              </w:rPr>
+              <w:t>Password storage</w:t>
+            </w:r>
+          </w:p>
+        </w:tc>
+        <w:tc>
+          <w:tcPr>
+            <w:tcW w:type="dxa" w:w="3552"/>
+            <w:vAlign w:val="top"/>
+          </w:tcPr>
+          <w:p>
+            <w:r/>
+            <w:r>
+              <w:rPr>
+                <w:b w:val="0"/>
+                <w:sz w:val="17"/>
+              </w:rPr>
+              <w:t>bcrypt with 12 rounds.</w:t>
+            </w:r>
+          </w:p>
+        </w:tc>
+        <w:tc>
+          <w:tcPr>
+            <w:tcW w:type="dxa" w:w="3552"/>
+            <w:vAlign w:val="top"/>
+          </w:tcPr>
+          <w:p>
+            <w:r/>
+            <w:r>
+              <w:rPr>
+                <w:b w:val="0"/>
+                <w:sz w:val="17"/>
+              </w:rPr>
+              <w:t>auth-service/auth_service.py</w:t>
+            </w:r>
+          </w:p>
+        </w:tc>
+      </w:tr>
+      <w:tr>
+        <w:trPr>
+          <w:cantSplit/>
+        </w:trPr>
+        <w:tc>
+          <w:tcPr>
+            <w:tcW w:type="dxa" w:w="3552"/>
+            <w:vAlign w:val="top"/>
+          </w:tcPr>
+          <w:p>
+            <w:r/>
+            <w:r>
+              <w:rPr>
+                <w:b w:val="0"/>
+                <w:sz w:val="17"/>
+              </w:rPr>
+              <w:t>Session token</w:t>
+            </w:r>
+          </w:p>
+        </w:tc>
+        <w:tc>
+          <w:tcPr>
+            <w:tcW w:type="dxa" w:w="3552"/>
+            <w:vAlign w:val="top"/>
+          </w:tcPr>
+          <w:p>
+            <w:r/>
+            <w:r>
+              <w:rPr>
+                <w:b w:val="0"/>
+                <w:sz w:val="17"/>
+              </w:rPr>
+              <w:t>JWT signed with HS256 and stored in demo_sessions with expiry metadata.</w:t>
+            </w:r>
+          </w:p>
+        </w:tc>
+        <w:tc>
+          <w:tcPr>
+            <w:tcW w:type="dxa" w:w="3552"/>
+            <w:vAlign w:val="top"/>
+          </w:tcPr>
+          <w:p>
+            <w:r/>
+            <w:r>
+              <w:rPr>
+                <w:b w:val="0"/>
+                <w:sz w:val="17"/>
+              </w:rPr>
+              <w:t>auth-service/auth_service.py; database/init/05-auth-schema.sql</w:t>
+            </w:r>
+          </w:p>
+        </w:tc>
+      </w:tr>
+      <w:tr>
+        <w:trPr>
+          <w:cantSplit/>
+        </w:trPr>
+        <w:tc>
+          <w:tcPr>
+            <w:tcW w:type="dxa" w:w="3552"/>
+            <w:vAlign w:val="top"/>
+          </w:tcPr>
+          <w:p>
+            <w:r/>
+            <w:r>
+              <w:rPr>
+                <w:b w:val="0"/>
+                <w:sz w:val="17"/>
+              </w:rPr>
+              <w:t>Email verification</w:t>
+            </w:r>
+          </w:p>
+        </w:tc>
+        <w:tc>
+          <w:tcPr>
+            <w:tcW w:type="dxa" w:w="3552"/>
+            <w:vAlign w:val="top"/>
+          </w:tcPr>
+          <w:p>
+            <w:r/>
+            <w:r>
+              <w:rPr>
+                <w:b w:val="0"/>
+                <w:sz w:val="17"/>
+              </w:rPr>
+              <w:t>Verification tokens and verified_at fields; email can be disabled, which auto-verifies users on registration.</w:t>
+            </w:r>
+          </w:p>
+        </w:tc>
+        <w:tc>
+          <w:tcPr>
+            <w:tcW w:type="dxa" w:w="3552"/>
+            <w:vAlign w:val="top"/>
+          </w:tcPr>
+          <w:p>
+            <w:r/>
+            <w:r>
+              <w:rPr>
+                <w:b w:val="0"/>
+                <w:sz w:val="17"/>
+              </w:rPr>
+              <w:t>auth-service/auth_service.py</w:t>
+            </w:r>
+          </w:p>
+        </w:tc>
+      </w:tr>
+      <w:tr>
+        <w:trPr>
+          <w:cantSplit/>
+        </w:trPr>
+        <w:tc>
+          <w:tcPr>
+            <w:tcW w:type="dxa" w:w="3552"/>
+            <w:vAlign w:val="top"/>
+          </w:tcPr>
+          <w:p>
+            <w:r/>
+            <w:r>
+              <w:rPr>
+                <w:b w:val="0"/>
+                <w:sz w:val="17"/>
+              </w:rPr>
+              <w:t>Password reset</w:t>
+            </w:r>
+          </w:p>
+        </w:tc>
+        <w:tc>
+          <w:tcPr>
+            <w:tcW w:type="dxa" w:w="3552"/>
+            <w:vAlign w:val="top"/>
+          </w:tcPr>
+          <w:p>
+            <w:r/>
+            <w:r>
+              <w:rPr>
+                <w:b w:val="0"/>
+                <w:sz w:val="17"/>
+              </w:rPr>
+              <w:t>Reset token and timestamp fields with one-hour expiry logic.</w:t>
+            </w:r>
+          </w:p>
+        </w:tc>
+        <w:tc>
+          <w:tcPr>
+            <w:tcW w:type="dxa" w:w="3552"/>
+            <w:vAlign w:val="top"/>
+          </w:tcPr>
+          <w:p>
+            <w:r/>
+            <w:r>
+              <w:rPr>
+                <w:b w:val="0"/>
+                <w:sz w:val="17"/>
+              </w:rPr>
+              <w:t>auth-service/auth_service.py; database/init/05-auth-schema.sql</w:t>
+            </w:r>
+          </w:p>
+        </w:tc>
+      </w:tr>
+      <w:tr>
+        <w:trPr>
+          <w:cantSplit/>
+        </w:trPr>
+        <w:tc>
+          <w:tcPr>
+            <w:tcW w:type="dxa" w:w="3552"/>
+            <w:vAlign w:val="top"/>
+          </w:tcPr>
+          <w:p>
+            <w:pPr>
+              <w:keepNext/>
+            </w:pPr>
+            <w:r/>
+            <w:r>
+              <w:rPr>
+                <w:b w:val="0"/>
+                <w:sz w:val="17"/>
+              </w:rPr>
+              <w:t>Admin controls</w:t>
+            </w:r>
+          </w:p>
+        </w:tc>
+        <w:tc>
+          <w:tcPr>
+            <w:tcW w:type="dxa" w:w="3552"/>
+            <w:vAlign w:val="top"/>
+          </w:tcPr>
+          <w:p>
+            <w:pPr>
+              <w:keepNext/>
+            </w:pPr>
+            <w:r/>
+            <w:r>
+              <w:rPr>
+                <w:b w:val="0"/>
+                <w:sz w:val="17"/>
+              </w:rPr>
+              <w:t>Admin allowlist from ADMIN_EMAILS plus database role/is_active/email_verified checks.</w:t>
+            </w:r>
+          </w:p>
+        </w:tc>
+        <w:tc>
+          <w:tcPr>
+            <w:tcW w:type="dxa" w:w="3552"/>
+            <w:vAlign w:val="top"/>
+          </w:tcPr>
+          <w:p>
+            <w:pPr>
+              <w:keepNext/>
+            </w:pPr>
+            <w:r/>
+            <w:r>
+              <w:rPr>
+                <w:b w:val="0"/>
+                <w:sz w:val="17"/>
+              </w:rPr>
+              <w:t>auth-service/auth_service.py</w:t>
+            </w:r>
+          </w:p>
+        </w:tc>
+      </w:tr>
+      <w:tr>
+        <w:trPr>
+          <w:cantSplit/>
+        </w:trPr>
+        <w:tc>
+          <w:tcPr>
+            <w:tcW w:type="dxa" w:w="3552"/>
+            <w:vAlign w:val="top"/>
+          </w:tcPr>
+          <w:p>
+            <w:r/>
+            <w:r>
+              <w:rPr>
+                <w:b w:val="0"/>
+                <w:sz w:val="17"/>
+              </w:rPr>
+              <w:t>Audit trail</w:t>
+            </w:r>
+          </w:p>
+        </w:tc>
+        <w:tc>
+          <w:tcPr>
+            <w:tcW w:type="dxa" w:w="3552"/>
+            <w:vAlign w:val="top"/>
+          </w:tcPr>
+          <w:p>
+            <w:r/>
+            <w:r>
+              <w:rPr>
+                <w:b w:val="0"/>
+                <w:sz w:val="17"/>
+              </w:rPr>
+              <w:t>REGISTER, LOGIN, EMAIL_VERIFY and related actions are inserted into demo_audit_log.</w:t>
+            </w:r>
+          </w:p>
+        </w:tc>
+        <w:tc>
+          <w:tcPr>
+            <w:tcW w:type="dxa" w:w="3552"/>
+            <w:vAlign w:val="top"/>
+          </w:tcPr>
+          <w:p>
+            <w:r/>
+            <w:r>
+              <w:rPr>
+                <w:b w:val="0"/>
+                <w:sz w:val="17"/>
+              </w:rPr>
+              <w:t>auth-service/auth_service.py; database/init/05-auth-schema.sql</w:t>
+            </w:r>
+          </w:p>
+        </w:tc>
+      </w:tr>
+    </w:tbl>
+    <w:p/>
     <w:p>
       <w:pPr>
         <w:pStyle w:val="Heading1"/>
@@ -2081,6 +3833,674 @@
         <w:pStyle w:val="Heading1"/>
       </w:pPr>
       <w:r>
+        <w:t>Configuration Reference</w:t>
+      </w:r>
+    </w:p>
+    <w:p>
+      <w:r>
+        <w:t>Configuration is intentionally environment-driven. Stakeholder documentation should discuss configuration groups and operational responsibility, not disclose actual .env values.</w:t>
+      </w:r>
+    </w:p>
+    <w:tbl>
+      <w:tblPr>
+        <w:tblStyle w:val="TableGrid"/>
+        <w:tblW w:type="auto" w:w="0"/>
+        <w:jc w:val="center"/>
+        <w:tblLook w:firstColumn="1" w:firstRow="1" w:lastColumn="0" w:lastRow="0" w:noHBand="0" w:noVBand="1" w:val="04A0"/>
+      </w:tblPr>
+      <w:tblGrid>
+        <w:gridCol w:w="3552"/>
+        <w:gridCol w:w="3552"/>
+        <w:gridCol w:w="3552"/>
+      </w:tblGrid>
+      <w:tr>
+        <w:trPr>
+          <w:tblHeader w:val="true"/>
+          <w:cantSplit/>
+        </w:trPr>
+        <w:tc>
+          <w:tcPr>
+            <w:tcW w:type="dxa" w:w="3552"/>
+            <w:vAlign w:val="top"/>
+            <w:shd w:fill="D9EAF7"/>
+          </w:tcPr>
+          <w:p>
+            <w:r/>
+            <w:r>
+              <w:rPr>
+                <w:b/>
+                <w:sz w:val="17"/>
+              </w:rPr>
+              <w:t>Configuration group</w:t>
+            </w:r>
+          </w:p>
+        </w:tc>
+        <w:tc>
+          <w:tcPr>
+            <w:tcW w:type="dxa" w:w="3552"/>
+            <w:vAlign w:val="top"/>
+            <w:shd w:fill="D9EAF7"/>
+          </w:tcPr>
+          <w:p>
+            <w:r/>
+            <w:r>
+              <w:rPr>
+                <w:b/>
+                <w:sz w:val="17"/>
+              </w:rPr>
+              <w:t>Representative variables</w:t>
+            </w:r>
+          </w:p>
+        </w:tc>
+        <w:tc>
+          <w:tcPr>
+            <w:tcW w:type="dxa" w:w="3552"/>
+            <w:vAlign w:val="top"/>
+            <w:shd w:fill="D9EAF7"/>
+          </w:tcPr>
+          <w:p>
+            <w:r/>
+            <w:r>
+              <w:rPr>
+                <w:b/>
+                <w:sz w:val="17"/>
+              </w:rPr>
+              <w:t>Source basis</w:t>
+            </w:r>
+          </w:p>
+        </w:tc>
+      </w:tr>
+      <w:tr>
+        <w:trPr>
+          <w:cantSplit/>
+        </w:trPr>
+        <w:tc>
+          <w:tcPr>
+            <w:tcW w:type="dxa" w:w="3552"/>
+            <w:vAlign w:val="top"/>
+          </w:tcPr>
+          <w:p>
+            <w:r/>
+            <w:r>
+              <w:rPr>
+                <w:b w:val="0"/>
+                <w:sz w:val="17"/>
+              </w:rPr>
+              <w:t>Database</w:t>
+            </w:r>
+          </w:p>
+        </w:tc>
+        <w:tc>
+          <w:tcPr>
+            <w:tcW w:type="dxa" w:w="3552"/>
+            <w:vAlign w:val="top"/>
+          </w:tcPr>
+          <w:p>
+            <w:r/>
+            <w:r>
+              <w:rPr>
+                <w:b w:val="0"/>
+                <w:sz w:val="17"/>
+              </w:rPr>
+              <w:t>POSTGRES_USER, POSTGRES_PASSWORD, POSTGRES_DB, POSTGRES_HOST, POSTGRES_PORT</w:t>
+            </w:r>
+          </w:p>
+        </w:tc>
+        <w:tc>
+          <w:tcPr>
+            <w:tcW w:type="dxa" w:w="3552"/>
+            <w:vAlign w:val="top"/>
+          </w:tcPr>
+          <w:p>
+            <w:r/>
+            <w:r>
+              <w:rPr>
+                <w:b w:val="0"/>
+                <w:sz w:val="17"/>
+              </w:rPr>
+              <w:t>.env.example; docker-compose.yml; analytics/config.py</w:t>
+            </w:r>
+          </w:p>
+        </w:tc>
+      </w:tr>
+      <w:tr>
+        <w:trPr>
+          <w:cantSplit/>
+        </w:trPr>
+        <w:tc>
+          <w:tcPr>
+            <w:tcW w:type="dxa" w:w="3552"/>
+            <w:vAlign w:val="top"/>
+          </w:tcPr>
+          <w:p>
+            <w:r/>
+            <w:r>
+              <w:rPr>
+                <w:b w:val="0"/>
+                <w:sz w:val="17"/>
+              </w:rPr>
+              <w:t>Service ports</w:t>
+            </w:r>
+          </w:p>
+        </w:tc>
+        <w:tc>
+          <w:tcPr>
+            <w:tcW w:type="dxa" w:w="3552"/>
+            <w:vAlign w:val="top"/>
+          </w:tcPr>
+          <w:p>
+            <w:r/>
+            <w:r>
+              <w:rPr>
+                <w:b w:val="0"/>
+                <w:sz w:val="17"/>
+              </w:rPr>
+              <w:t>NGINX_HTTP_PORT, ANALYTICS_PORT, SIMULATOR_PORT, GRAFANA_PORT, NODERED_PORT, RASA_PORT, CHATBOT_PORT, REDIS_EXTERNAL_PORT</w:t>
+            </w:r>
+          </w:p>
+        </w:tc>
+        <w:tc>
+          <w:tcPr>
+            <w:tcW w:type="dxa" w:w="3552"/>
+            <w:vAlign w:val="top"/>
+          </w:tcPr>
+          <w:p>
+            <w:r/>
+            <w:r>
+              <w:rPr>
+                <w:b w:val="0"/>
+                <w:sz w:val="17"/>
+              </w:rPr>
+              <w:t>.env.example; docker-compose.yml</w:t>
+            </w:r>
+          </w:p>
+        </w:tc>
+      </w:tr>
+      <w:tr>
+        <w:trPr>
+          <w:cantSplit/>
+        </w:trPr>
+        <w:tc>
+          <w:tcPr>
+            <w:tcW w:type="dxa" w:w="3552"/>
+            <w:vAlign w:val="top"/>
+          </w:tcPr>
+          <w:p>
+            <w:r/>
+            <w:r>
+              <w:rPr>
+                <w:b w:val="0"/>
+                <w:sz w:val="17"/>
+              </w:rPr>
+              <w:t>Security and auth</w:t>
+            </w:r>
+          </w:p>
+        </w:tc>
+        <w:tc>
+          <w:tcPr>
+            <w:tcW w:type="dxa" w:w="3552"/>
+            <w:vAlign w:val="top"/>
+          </w:tcPr>
+          <w:p>
+            <w:r/>
+            <w:r>
+              <w:rPr>
+                <w:b w:val="0"/>
+                <w:sz w:val="17"/>
+              </w:rPr>
+              <w:t>JWT_SECRET, API_KEY, ADMIN_EMAILS, JWT expiration settings, Node-RED password hash/credential secret</w:t>
+            </w:r>
+          </w:p>
+        </w:tc>
+        <w:tc>
+          <w:tcPr>
+            <w:tcW w:type="dxa" w:w="3552"/>
+            <w:vAlign w:val="top"/>
+          </w:tcPr>
+          <w:p>
+            <w:r/>
+            <w:r>
+              <w:rPr>
+                <w:b w:val="0"/>
+                <w:sz w:val="17"/>
+              </w:rPr>
+              <w:t>.env.example; auth-service/auth_service.py; nodered/settings.js</w:t>
+            </w:r>
+          </w:p>
+        </w:tc>
+      </w:tr>
+      <w:tr>
+        <w:trPr>
+          <w:cantSplit/>
+        </w:trPr>
+        <w:tc>
+          <w:tcPr>
+            <w:tcW w:type="dxa" w:w="3552"/>
+            <w:vAlign w:val="top"/>
+          </w:tcPr>
+          <w:p>
+            <w:r/>
+            <w:r>
+              <w:rPr>
+                <w:b w:val="0"/>
+                <w:sz w:val="17"/>
+              </w:rPr>
+              <w:t>Telemetry</w:t>
+            </w:r>
+          </w:p>
+        </w:tc>
+        <w:tc>
+          <w:tcPr>
+            <w:tcW w:type="dxa" w:w="3552"/>
+            <w:vAlign w:val="top"/>
+          </w:tcPr>
+          <w:p>
+            <w:r/>
+            <w:r>
+              <w:rPr>
+                <w:b w:val="0"/>
+                <w:sz w:val="17"/>
+              </w:rPr>
+              <w:t>MQTT_HOST, MQTT_PORT, MQTT_USERNAME, MQTT_PASSWORD, simulator intervals and anomaly settings</w:t>
+            </w:r>
+          </w:p>
+        </w:tc>
+        <w:tc>
+          <w:tcPr>
+            <w:tcW w:type="dxa" w:w="3552"/>
+            <w:vAlign w:val="top"/>
+          </w:tcPr>
+          <w:p>
+            <w:r/>
+            <w:r>
+              <w:rPr>
+                <w:b w:val="0"/>
+                <w:sz w:val="17"/>
+              </w:rPr>
+              <w:t>.env.example; simulator/config.py</w:t>
+            </w:r>
+          </w:p>
+        </w:tc>
+      </w:tr>
+      <w:tr>
+        <w:trPr>
+          <w:cantSplit/>
+        </w:trPr>
+        <w:tc>
+          <w:tcPr>
+            <w:tcW w:type="dxa" w:w="3552"/>
+            <w:vAlign w:val="top"/>
+          </w:tcPr>
+          <w:p>
+            <w:pPr>
+              <w:keepNext/>
+            </w:pPr>
+            <w:r/>
+            <w:r>
+              <w:rPr>
+                <w:b w:val="0"/>
+                <w:sz w:val="17"/>
+              </w:rPr>
+              <w:t>Analytics behavior</w:t>
+            </w:r>
+          </w:p>
+        </w:tc>
+        <w:tc>
+          <w:tcPr>
+            <w:tcW w:type="dxa" w:w="3552"/>
+            <w:vAlign w:val="top"/>
+          </w:tcPr>
+          <w:p>
+            <w:pPr>
+              <w:keepNext/>
+            </w:pPr>
+            <w:r/>
+            <w:r>
+              <w:rPr>
+                <w:b w:val="0"/>
+                <w:sz w:val="17"/>
+              </w:rPr>
+              <w:t>LOG_LEVEL, scheduler settings, model storage, anomaly thresholds, cost/carbon defaults</w:t>
+            </w:r>
+          </w:p>
+        </w:tc>
+        <w:tc>
+          <w:tcPr>
+            <w:tcW w:type="dxa" w:w="3552"/>
+            <w:vAlign w:val="top"/>
+          </w:tcPr>
+          <w:p>
+            <w:pPr>
+              <w:keepNext/>
+            </w:pPr>
+            <w:r/>
+            <w:r>
+              <w:rPr>
+                <w:b w:val="0"/>
+                <w:sz w:val="17"/>
+              </w:rPr>
+              <w:t>analytics/config.py; .env.example</w:t>
+            </w:r>
+          </w:p>
+        </w:tc>
+      </w:tr>
+      <w:tr>
+        <w:trPr>
+          <w:cantSplit/>
+        </w:trPr>
+        <w:tc>
+          <w:tcPr>
+            <w:tcW w:type="dxa" w:w="3552"/>
+            <w:vAlign w:val="top"/>
+          </w:tcPr>
+          <w:p>
+            <w:r/>
+            <w:r>
+              <w:rPr>
+                <w:b w:val="0"/>
+                <w:sz w:val="17"/>
+              </w:rPr>
+              <w:t>OVOS proxy/runtime</w:t>
+            </w:r>
+          </w:p>
+        </w:tc>
+        <w:tc>
+          <w:tcPr>
+            <w:tcW w:type="dxa" w:w="3552"/>
+            <w:vAlign w:val="top"/>
+          </w:tcPr>
+          <w:p>
+            <w:r/>
+            <w:r>
+              <w:rPr>
+                <w:b w:val="0"/>
+                <w:sz w:val="17"/>
+              </w:rPr>
+              <w:t>OVOS_BRIDGE_HOST, OVOS_BRIDGE_PORT, OVOS_BRIDGE_TIMEOUT, OVOS external ports</w:t>
+            </w:r>
+          </w:p>
+        </w:tc>
+        <w:tc>
+          <w:tcPr>
+            <w:tcW w:type="dxa" w:w="3552"/>
+            <w:vAlign w:val="top"/>
+          </w:tcPr>
+          <w:p>
+            <w:r/>
+            <w:r>
+              <w:rPr>
+                <w:b w:val="0"/>
+                <w:sz w:val="17"/>
+              </w:rPr>
+              <w:t>.env.example; analytics/api/routes/ovos_voice.py; OVOS-EnMS repository compose</w:t>
+            </w:r>
+          </w:p>
+        </w:tc>
+      </w:tr>
+    </w:tbl>
+    <w:p/>
+    <w:p>
+      <w:pPr>
+        <w:pStyle w:val="Heading1"/>
+      </w:pPr>
+      <w:r>
+        <w:t>Error Handling And Logging</w:t>
+      </w:r>
+    </w:p>
+    <w:p>
+      <w:r>
+        <w:t>The codebase includes explicit error handling in key services, but behavior is not completely uniform across every route. This should be represented as implemented service-level error handling rather than a single formal enterprise error contract.</w:t>
+      </w:r>
+    </w:p>
+    <w:tbl>
+      <w:tblPr>
+        <w:tblStyle w:val="TableGrid"/>
+        <w:tblW w:type="auto" w:w="0"/>
+        <w:jc w:val="center"/>
+        <w:tblLook w:firstColumn="1" w:firstRow="1" w:lastColumn="0" w:lastRow="0" w:noHBand="0" w:noVBand="1" w:val="04A0"/>
+      </w:tblPr>
+      <w:tblGrid>
+        <w:gridCol w:w="5328"/>
+        <w:gridCol w:w="5328"/>
+      </w:tblGrid>
+      <w:tr>
+        <w:trPr>
+          <w:tblHeader w:val="true"/>
+          <w:cantSplit/>
+        </w:trPr>
+        <w:tc>
+          <w:tcPr>
+            <w:tcW w:type="dxa" w:w="5328"/>
+            <w:vAlign w:val="top"/>
+            <w:shd w:fill="D9EAF7"/>
+          </w:tcPr>
+          <w:p>
+            <w:r/>
+            <w:r>
+              <w:rPr>
+                <w:b/>
+                <w:sz w:val="17"/>
+              </w:rPr>
+              <w:t>Area</w:t>
+            </w:r>
+          </w:p>
+        </w:tc>
+        <w:tc>
+          <w:tcPr>
+            <w:tcW w:type="dxa" w:w="5328"/>
+            <w:vAlign w:val="top"/>
+            <w:shd w:fill="D9EAF7"/>
+          </w:tcPr>
+          <w:p>
+            <w:r/>
+            <w:r>
+              <w:rPr>
+                <w:b/>
+                <w:sz w:val="17"/>
+              </w:rPr>
+              <w:t>Observed behavior</w:t>
+            </w:r>
+          </w:p>
+        </w:tc>
+      </w:tr>
+      <w:tr>
+        <w:trPr>
+          <w:cantSplit/>
+        </w:trPr>
+        <w:tc>
+          <w:tcPr>
+            <w:tcW w:type="dxa" w:w="5328"/>
+            <w:vAlign w:val="top"/>
+          </w:tcPr>
+          <w:p>
+            <w:r/>
+            <w:r>
+              <w:rPr>
+                <w:b w:val="0"/>
+                <w:sz w:val="17"/>
+              </w:rPr>
+              <w:t>Analytics request handling</w:t>
+            </w:r>
+          </w:p>
+        </w:tc>
+        <w:tc>
+          <w:tcPr>
+            <w:tcW w:type="dxa" w:w="5328"/>
+            <w:vAlign w:val="top"/>
+          </w:tcPr>
+          <w:p>
+            <w:r/>
+            <w:r>
+              <w:rPr>
+                <w:b w:val="0"/>
+                <w:sz w:val="17"/>
+              </w:rPr>
+              <w:t>Request logging middleware, validation exception handling, timeout middleware, and generic exception handling are present in analytics/main.py and middleware modules.</w:t>
+            </w:r>
+          </w:p>
+        </w:tc>
+      </w:tr>
+      <w:tr>
+        <w:trPr>
+          <w:cantSplit/>
+        </w:trPr>
+        <w:tc>
+          <w:tcPr>
+            <w:tcW w:type="dxa" w:w="5328"/>
+            <w:vAlign w:val="top"/>
+          </w:tcPr>
+          <w:p>
+            <w:r/>
+            <w:r>
+              <w:rPr>
+                <w:b w:val="0"/>
+                <w:sz w:val="17"/>
+              </w:rPr>
+              <w:t>Analytics route behavior</w:t>
+            </w:r>
+          </w:p>
+        </w:tc>
+        <w:tc>
+          <w:tcPr>
+            <w:tcW w:type="dxa" w:w="5328"/>
+            <w:vAlign w:val="top"/>
+          </w:tcPr>
+          <w:p>
+            <w:r/>
+            <w:r>
+              <w:rPr>
+                <w:b w:val="0"/>
+                <w:sz w:val="17"/>
+              </w:rPr>
+              <w:t>Routes generally return structured JSON errors or raise HTTPException when validation, lookup, or database work fails.</w:t>
+            </w:r>
+          </w:p>
+        </w:tc>
+      </w:tr>
+      <w:tr>
+        <w:trPr>
+          <w:cantSplit/>
+        </w:trPr>
+        <w:tc>
+          <w:tcPr>
+            <w:tcW w:type="dxa" w:w="5328"/>
+            <w:vAlign w:val="top"/>
+          </w:tcPr>
+          <w:p>
+            <w:r/>
+            <w:r>
+              <w:rPr>
+                <w:b w:val="0"/>
+                <w:sz w:val="17"/>
+              </w:rPr>
+              <w:t>Auth service</w:t>
+            </w:r>
+          </w:p>
+        </w:tc>
+        <w:tc>
+          <w:tcPr>
+            <w:tcW w:type="dxa" w:w="5328"/>
+            <w:vAlign w:val="top"/>
+          </w:tcPr>
+          <w:p>
+            <w:r/>
+            <w:r>
+              <w:rPr>
+                <w:b w:val="0"/>
+                <w:sz w:val="17"/>
+              </w:rPr>
+              <w:t>Endpoints catch exceptions, log errors, and return success/error JSON while auth_service.py performs bcrypt/JWT verification and audit logging.</w:t>
+            </w:r>
+          </w:p>
+        </w:tc>
+      </w:tr>
+      <w:tr>
+        <w:trPr>
+          <w:cantSplit/>
+        </w:trPr>
+        <w:tc>
+          <w:tcPr>
+            <w:tcW w:type="dxa" w:w="5328"/>
+            <w:vAlign w:val="top"/>
+          </w:tcPr>
+          <w:p>
+            <w:pPr>
+              <w:keepNext/>
+            </w:pPr>
+            <w:r/>
+            <w:r>
+              <w:rPr>
+                <w:b w:val="0"/>
+                <w:sz w:val="17"/>
+              </w:rPr>
+              <w:t>Simulator</w:t>
+            </w:r>
+          </w:p>
+        </w:tc>
+        <w:tc>
+          <w:tcPr>
+            <w:tcW w:type="dxa" w:w="5328"/>
+            <w:vAlign w:val="top"/>
+          </w:tcPr>
+          <w:p>
+            <w:pPr>
+              <w:keepNext/>
+            </w:pPr>
+            <w:r/>
+            <w:r>
+              <w:rPr>
+                <w:b w:val="0"/>
+                <w:sz w:val="17"/>
+              </w:rPr>
+              <w:t>Lifecycle startup/shutdown, MQTT/database connection handling, and route-level start/stop/status errors are implemented.</w:t>
+            </w:r>
+          </w:p>
+        </w:tc>
+      </w:tr>
+      <w:tr>
+        <w:trPr>
+          <w:cantSplit/>
+        </w:trPr>
+        <w:tc>
+          <w:tcPr>
+            <w:tcW w:type="dxa" w:w="5328"/>
+            <w:vAlign w:val="top"/>
+          </w:tcPr>
+          <w:p>
+            <w:r/>
+            <w:r>
+              <w:rPr>
+                <w:b w:val="0"/>
+                <w:sz w:val="17"/>
+              </w:rPr>
+              <w:t>OVOS bridge/client</w:t>
+            </w:r>
+          </w:p>
+        </w:tc>
+        <w:tc>
+          <w:tcPr>
+            <w:tcW w:type="dxa" w:w="5328"/>
+            <w:vAlign w:val="top"/>
+          </w:tcPr>
+          <w:p>
+            <w:r/>
+            <w:r>
+              <w:rPr>
+                <w:b w:val="0"/>
+                <w:sz w:val="17"/>
+              </w:rPr>
+              <w:t>Bridge returns structured failure responses on messagebus/query errors; ENMSClient avoids retrying ordinary 4xx errors and retries transient/timeouts/5xx.</w:t>
+            </w:r>
+          </w:p>
+        </w:tc>
+      </w:tr>
+    </w:tbl>
+    <w:p/>
+    <w:p>
+      <w:pPr>
+        <w:pStyle w:val="Heading1"/>
+      </w:pPr>
+      <w:r>
         <w:t>Known Design Gaps And Placeholders</w:t>
       </w:r>
     </w:p>
@@ -2092,16 +4512,17 @@
         <w:tblLook w:firstColumn="1" w:firstRow="1" w:lastColumn="0" w:lastRow="0" w:noHBand="0" w:noVBand="1" w:val="04A0"/>
       </w:tblPr>
       <w:tblGrid>
-        <w:gridCol w:w="5184"/>
-        <w:gridCol w:w="5184"/>
+        <w:gridCol w:w="5328"/>
+        <w:gridCol w:w="5328"/>
       </w:tblGrid>
       <w:tr>
         <w:trPr>
           <w:tblHeader w:val="true"/>
+          <w:cantSplit/>
         </w:trPr>
         <w:tc>
           <w:tcPr>
-            <w:tcW w:type="dxa" w:w="5184"/>
+            <w:tcW w:type="dxa" w:w="5328"/>
             <w:vAlign w:val="top"/>
             <w:shd w:fill="D9EAF7"/>
           </w:tcPr>
@@ -2118,7 +4539,7 @@
         </w:tc>
         <w:tc>
           <w:tcPr>
-            <w:tcW w:type="dxa" w:w="5184"/>
+            <w:tcW w:type="dxa" w:w="5328"/>
             <w:vAlign w:val="top"/>
             <w:shd w:fill="D9EAF7"/>
           </w:tcPr>
@@ -2129,15 +4550,18 @@
                 <w:b/>
                 <w:sz w:val="17"/>
               </w:rPr>
-              <w:t>Evidence-based status</w:t>
+              <w:t>Source-backed status</w:t>
             </w:r>
           </w:p>
         </w:tc>
       </w:tr>
       <w:tr>
+        <w:trPr>
+          <w:cantSplit/>
+        </w:trPr>
         <w:tc>
           <w:tcPr>
-            <w:tcW w:type="dxa" w:w="5184"/>
+            <w:tcW w:type="dxa" w:w="5328"/>
             <w:vAlign w:val="top"/>
           </w:tcPr>
           <w:p>
@@ -2153,7 +4577,7 @@
         </w:tc>
         <w:tc>
           <w:tcPr>
-            <w:tcW w:type="dxa" w:w="5184"/>
+            <w:tcW w:type="dxa" w:w="5328"/>
             <w:vAlign w:val="top"/>
           </w:tcPr>
           <w:p>
@@ -2169,9 +4593,12 @@
         </w:tc>
       </w:tr>
       <w:tr>
+        <w:trPr>
+          <w:cantSplit/>
+        </w:trPr>
         <w:tc>
           <w:tcPr>
-            <w:tcW w:type="dxa" w:w="5184"/>
+            <w:tcW w:type="dxa" w:w="5328"/>
             <w:vAlign w:val="top"/>
           </w:tcPr>
           <w:p>
@@ -2187,7 +4614,7 @@
         </w:tc>
         <w:tc>
           <w:tcPr>
-            <w:tcW w:type="dxa" w:w="5184"/>
+            <w:tcW w:type="dxa" w:w="5328"/>
             <w:vAlign w:val="top"/>
           </w:tcPr>
           <w:p>
@@ -2203,12 +4630,18 @@
         </w:tc>
       </w:tr>
       <w:tr>
+        <w:trPr>
+          <w:cantSplit/>
+        </w:trPr>
         <w:tc>
           <w:tcPr>
-            <w:tcW w:type="dxa" w:w="5184"/>
+            <w:tcW w:type="dxa" w:w="5328"/>
             <w:vAlign w:val="top"/>
           </w:tcPr>
           <w:p>
+            <w:pPr>
+              <w:keepNext/>
+            </w:pPr>
             <w:r/>
             <w:r>
               <w:rPr>
@@ -2221,10 +4654,13 @@
         </w:tc>
         <w:tc>
           <w:tcPr>
-            <w:tcW w:type="dxa" w:w="5184"/>
+            <w:tcW w:type="dxa" w:w="5328"/>
             <w:vAlign w:val="top"/>
           </w:tcPr>
           <w:p>
+            <w:pPr>
+              <w:keepNext/>
+            </w:pPr>
             <w:r/>
             <w:r>
               <w:rPr>
@@ -2237,9 +4673,12 @@
         </w:tc>
       </w:tr>
       <w:tr>
+        <w:trPr>
+          <w:cantSplit/>
+        </w:trPr>
         <w:tc>
           <w:tcPr>
-            <w:tcW w:type="dxa" w:w="5184"/>
+            <w:tcW w:type="dxa" w:w="5328"/>
             <w:vAlign w:val="top"/>
           </w:tcPr>
           <w:p>
@@ -2255,7 +4694,7 @@
         </w:tc>
         <w:tc>
           <w:tcPr>
-            <w:tcW w:type="dxa" w:w="5184"/>
+            <w:tcW w:type="dxa" w:w="5328"/>
             <w:vAlign w:val="top"/>
           </w:tcPr>
           <w:p>
@@ -2277,12 +4716,12 @@
         <w:pStyle w:val="Heading1"/>
       </w:pPr>
       <w:r>
-        <w:t>Evidence References</w:t>
+        <w:t>Source References</w:t>
       </w:r>
     </w:p>
     <w:p>
       <w:r>
-        <w:t>The table below lists the main local evidence used for this document. It is not a full file inventory; it identifies the sources behind the material claims.</w:t>
+        <w:t>The table below lists the main source material used for this document. It is not a full file inventory; it identifies the sources behind the material claims.</w:t>
       </w:r>
     </w:p>
     <w:tbl>
@@ -2293,16 +4732,17 @@
         <w:tblLook w:firstColumn="1" w:firstRow="1" w:lastColumn="0" w:lastRow="0" w:noHBand="0" w:noVBand="1" w:val="04A0"/>
       </w:tblPr>
       <w:tblGrid>
-        <w:gridCol w:w="5184"/>
-        <w:gridCol w:w="5184"/>
+        <w:gridCol w:w="5328"/>
+        <w:gridCol w:w="5328"/>
       </w:tblGrid>
       <w:tr>
         <w:trPr>
           <w:tblHeader w:val="true"/>
+          <w:cantSplit/>
         </w:trPr>
         <w:tc>
           <w:tcPr>
-            <w:tcW w:type="dxa" w:w="5184"/>
+            <w:tcW w:type="dxa" w:w="5328"/>
             <w:vAlign w:val="top"/>
             <w:shd w:fill="D9EAF7"/>
           </w:tcPr>
@@ -2319,7 +4759,7 @@
         </w:tc>
         <w:tc>
           <w:tcPr>
-            <w:tcW w:type="dxa" w:w="5184"/>
+            <w:tcW w:type="dxa" w:w="5328"/>
             <w:vAlign w:val="top"/>
             <w:shd w:fill="D9EAF7"/>
           </w:tcPr>
@@ -2330,15 +4770,18 @@
                 <w:b/>
                 <w:sz w:val="17"/>
               </w:rPr>
-              <w:t>Evidence</w:t>
+              <w:t>Source material</w:t>
             </w:r>
           </w:p>
         </w:tc>
       </w:tr>
       <w:tr>
+        <w:trPr>
+          <w:cantSplit/>
+        </w:trPr>
         <w:tc>
           <w:tcPr>
-            <w:tcW w:type="dxa" w:w="5184"/>
+            <w:tcW w:type="dxa" w:w="5328"/>
             <w:vAlign w:val="top"/>
           </w:tcPr>
           <w:p>
@@ -2354,7 +4797,7 @@
         </w:tc>
         <w:tc>
           <w:tcPr>
-            <w:tcW w:type="dxa" w:w="5184"/>
+            <w:tcW w:type="dxa" w:w="5328"/>
             <w:vAlign w:val="top"/>
           </w:tcPr>
           <w:p>
@@ -2370,9 +4813,12 @@
         </w:tc>
       </w:tr>
       <w:tr>
+        <w:trPr>
+          <w:cantSplit/>
+        </w:trPr>
         <w:tc>
           <w:tcPr>
-            <w:tcW w:type="dxa" w:w="5184"/>
+            <w:tcW w:type="dxa" w:w="5328"/>
             <w:vAlign w:val="top"/>
           </w:tcPr>
           <w:p>
@@ -2388,7 +4834,7 @@
         </w:tc>
         <w:tc>
           <w:tcPr>
-            <w:tcW w:type="dxa" w:w="5184"/>
+            <w:tcW w:type="dxa" w:w="5328"/>
             <w:vAlign w:val="top"/>
           </w:tcPr>
           <w:p>
@@ -2404,9 +4850,12 @@
         </w:tc>
       </w:tr>
       <w:tr>
+        <w:trPr>
+          <w:cantSplit/>
+        </w:trPr>
         <w:tc>
           <w:tcPr>
-            <w:tcW w:type="dxa" w:w="5184"/>
+            <w:tcW w:type="dxa" w:w="5328"/>
             <w:vAlign w:val="top"/>
           </w:tcPr>
           <w:p>
@@ -2422,7 +4871,7 @@
         </w:tc>
         <w:tc>
           <w:tcPr>
-            <w:tcW w:type="dxa" w:w="5184"/>
+            <w:tcW w:type="dxa" w:w="5328"/>
             <w:vAlign w:val="top"/>
           </w:tcPr>
           <w:p>
@@ -2438,9 +4887,12 @@
         </w:tc>
       </w:tr>
       <w:tr>
+        <w:trPr>
+          <w:cantSplit/>
+        </w:trPr>
         <w:tc>
           <w:tcPr>
-            <w:tcW w:type="dxa" w:w="5184"/>
+            <w:tcW w:type="dxa" w:w="5328"/>
             <w:vAlign w:val="top"/>
           </w:tcPr>
           <w:p>
@@ -2456,7 +4908,7 @@
         </w:tc>
         <w:tc>
           <w:tcPr>
-            <w:tcW w:type="dxa" w:w="5184"/>
+            <w:tcW w:type="dxa" w:w="5328"/>
             <w:vAlign w:val="top"/>
           </w:tcPr>
           <w:p>
@@ -2472,9 +4924,12 @@
         </w:tc>
       </w:tr>
       <w:tr>
+        <w:trPr>
+          <w:cantSplit/>
+        </w:trPr>
         <w:tc>
           <w:tcPr>
-            <w:tcW w:type="dxa" w:w="5184"/>
+            <w:tcW w:type="dxa" w:w="5328"/>
             <w:vAlign w:val="top"/>
           </w:tcPr>
           <w:p>
@@ -2490,7 +4945,7 @@
         </w:tc>
         <w:tc>
           <w:tcPr>
-            <w:tcW w:type="dxa" w:w="5184"/>
+            <w:tcW w:type="dxa" w:w="5328"/>
             <w:vAlign w:val="top"/>
           </w:tcPr>
           <w:p>
@@ -2506,12 +4961,18 @@
         </w:tc>
       </w:tr>
       <w:tr>
+        <w:trPr>
+          <w:cantSplit/>
+        </w:trPr>
         <w:tc>
           <w:tcPr>
-            <w:tcW w:type="dxa" w:w="5184"/>
+            <w:tcW w:type="dxa" w:w="5328"/>
             <w:vAlign w:val="top"/>
           </w:tcPr>
           <w:p>
+            <w:pPr>
+              <w:keepNext/>
+            </w:pPr>
             <w:r/>
             <w:r>
               <w:rPr>
@@ -2524,10 +4985,13 @@
         </w:tc>
         <w:tc>
           <w:tcPr>
-            <w:tcW w:type="dxa" w:w="5184"/>
+            <w:tcW w:type="dxa" w:w="5328"/>
             <w:vAlign w:val="top"/>
           </w:tcPr>
           <w:p>
+            <w:pPr>
+              <w:keepNext/>
+            </w:pPr>
             <w:r/>
             <w:r>
               <w:rPr>
@@ -2540,9 +5004,12 @@
         </w:tc>
       </w:tr>
       <w:tr>
+        <w:trPr>
+          <w:cantSplit/>
+        </w:trPr>
         <w:tc>
           <w:tcPr>
-            <w:tcW w:type="dxa" w:w="5184"/>
+            <w:tcW w:type="dxa" w:w="5328"/>
             <w:vAlign w:val="top"/>
           </w:tcPr>
           <w:p>
@@ -2552,13 +5019,13 @@
                 <w:b w:val="0"/>
                 <w:sz w:val="17"/>
               </w:rPr>
-              <w:t>Tests</w:t>
+              <w:t>Validation performed</w:t>
             </w:r>
           </w:p>
         </w:tc>
         <w:tc>
           <w:tcPr>
-            <w:tcW w:type="dxa" w:w="5184"/>
+            <w:tcW w:type="dxa" w:w="5328"/>
             <w:vAlign w:val="top"/>
           </w:tcPr>
           <w:p>
@@ -2568,7 +5035,7 @@
                 <w:b w:val="0"/>
                 <w:sz w:val="17"/>
               </w:rPr>
-              <w:t>analytics/tests/test_*.py; OVOS-EnMS repository: enms-ovos-skill/tests/test_*.py</w:t>
+              <w:t>docker compose config --quiet for HumanEnerDIA production; docker compose -f &lt;OVOS-EnMS repository&gt;/docker-compose.yml config --quiet</w:t>
             </w:r>
           </w:p>
         </w:tc>
@@ -2578,7 +5045,7 @@
     <w:sectPr>
       <w:footerReference w:type="default" r:id="rId9"/>
       <w:pgSz w:w="12240" w:h="15840"/>
-      <w:pgMar w:top="936" w:right="936" w:bottom="936" w:left="936" w:header="720" w:footer="720" w:gutter="0"/>
+      <w:pgMar w:top="864" w:right="792" w:bottom="864" w:left="792" w:header="720" w:footer="720" w:gutter="0"/>
       <w:cols w:space="720"/>
       <w:docGrid w:linePitch="360"/>
     </w:sectPr>
@@ -2598,7 +5065,7 @@
         <w:color w:val="64748B"/>
         <w:sz w:val="16"/>
       </w:rPr>
-      <w:t>WASABI / HumanEnerDIA / OVOS-EnMS | Software Design Documentation | Version 1.0 | 2026-06-08</w:t>
+      <w:t>WASABI / HumanEnerDIA / OVOS-EnMS | Software Design Documentation | Version 1.1 | 2026-06-09</w:t>
     </w:r>
   </w:p>
 </w:ftr>

--- a/docs/final-delivery/Software Design Documentation.docx
+++ b/docs/final-delivery/Software Design Documentation.docx
@@ -229,7 +229,7 @@
         <w:t xml:space="preserve">Source basis: </w:t>
       </w:r>
       <w:r>
-        <w:t>Claims prefer route registration, service code, SQL schema, compose files, and tests over README-level descriptions.</w:t>
+        <w:t>Evidence is based on route registration, service code, SQL schema, compose files, and tests rather than README-level descriptions alone.</w:t>
       </w:r>
     </w:p>
     <w:p>
@@ -349,6 +349,11 @@
       </w:pPr>
       <w:r>
         <w:t>Module Responsibility Matrix</w:t>
+      </w:r>
+    </w:p>
+    <w:p>
+      <w:r>
+        <w:t>This matrix maps software areas to implementation responsibilities so maintainers can quickly identify the owning subsystem for each capability.</w:t>
       </w:r>
     </w:p>
     <w:tbl>
@@ -856,6 +861,11 @@
     </w:tbl>
     <w:p/>
     <w:p>
+      <w:r>
+        <w:t>The matrix also gives maintainers a change-impact map: API changes, schema changes, ingestion changes, and authentication changes have different owners and test surfaces.</w:t>
+      </w:r>
+    </w:p>
+    <w:p>
       <w:pPr>
         <w:pStyle w:val="Heading1"/>
       </w:pPr>
@@ -871,6 +881,11 @@
     <w:p>
       <w:r>
         <w:t>Router registration in analytics/main.py shows the implemented surface: baseline, anomaly, KPI, machines, forecast, time series, sankey, heatmap, comparison, model performance, stats, production, SEU/factory/performance/ISO 50001/multi-energy, OVOS, OVOS voice proxy, and reports.</w:t>
+      </w:r>
+    </w:p>
+    <w:p>
+      <w:r>
+        <w:t>The endpoint table groups the analytics API by domain capability and points to the router modules that implement each area.</w:t>
       </w:r>
     </w:p>
     <w:tbl>
@@ -1484,6 +1499,11 @@
     </w:tbl>
     <w:p/>
     <w:p>
+      <w:r>
+        <w:t>The route grouping shows that analytics is the main domain API. Changes to these routes can affect dashboards, reports, portal views, and assistant answers.</w:t>
+      </w:r>
+    </w:p>
+    <w:p>
       <w:pPr>
         <w:pStyle w:val="Heading1"/>
       </w:pPr>
@@ -1494,6 +1514,11 @@
     <w:p>
       <w:r>
         <w:t>The API design is organized by domain routers rather than by a single generic endpoint. The production tree exposes both operational APIs and UI-serving routes, and some compatibility routes remain mounted for OVOS-oriented integrations.</w:t>
+      </w:r>
+    </w:p>
+    <w:p>
+      <w:r>
+        <w:t>The API design table explains how routes, models, database access, compatibility paths, and UI-serving routes are structured.</w:t>
       </w:r>
     </w:p>
     <w:tbl>
@@ -1842,6 +1867,11 @@
     </w:tbl>
     <w:p/>
     <w:p>
+      <w:r>
+        <w:t>The design details show a pragmatic API surface: typed routes and service-backed routes coexist with compatibility paths and UI-serving endpoints.</w:t>
+      </w:r>
+    </w:p>
+    <w:p>
       <w:pPr>
         <w:pStyle w:val="Heading1"/>
       </w:pPr>
@@ -1857,6 +1887,11 @@
     <w:p>
       <w:r>
         <w:t>TimescaleDB is used for high-frequency time-series storage. The initialization scripts create hypertables for energy_readings, production_data, environmental_data, and energy_forecasts, plus continuous aggregates at 1 minute, 15 minutes, 1 hour, and 1 day where implemented.</w:t>
+      </w:r>
+    </w:p>
+    <w:p>
+      <w:r>
+        <w:t>This table summarizes the first-start schema groups and shows how each database area supports the EnMS domain model.</w:t>
       </w:r>
     </w:p>
     <w:tbl>
@@ -2205,6 +2240,11 @@
     </w:tbl>
     <w:p/>
     <w:p>
+      <w:r>
+        <w:t>The schema design supports both operational telemetry and higher-level energy management concepts. It is the foundation for dashboards, KPIs, reports, and assistant responses.</w:t>
+      </w:r>
+    </w:p>
+    <w:p>
       <w:pPr>
         <w:pStyle w:val="Heading1"/>
       </w:pPr>
@@ -2215,6 +2255,11 @@
     <w:p>
       <w:r>
         <w:t>The following catalog is intended as a stakeholder-level data-design view. It avoids column-by-column schema reproduction while identifying the functional database groups that support the application.</w:t>
+      </w:r>
+    </w:p>
+    <w:p>
+      <w:r>
+        <w:t>The object catalog gives a stakeholder-level view of database groups without reproducing every column definition.</w:t>
       </w:r>
     </w:p>
     <w:tbl>
@@ -2616,6 +2661,11 @@
     </w:tbl>
     <w:p/>
     <w:p>
+      <w:r>
+        <w:t>This catalog is useful for handover because it shows where core records, time-series facts, ISO 50001 concepts, and model tracking are stored.</w:t>
+      </w:r>
+    </w:p>
+    <w:p>
       <w:pPr>
         <w:pStyle w:val="Heading1"/>
       </w:pPr>
@@ -2631,6 +2681,11 @@
     <w:p>
       <w:r>
         <w:t>This design keeps route handlers closer to request/response orchestration while delegating calculation, modeling, report assembly, and event behavior to domain services. Some older routes still contain direct SQL or route-level calculations, so the design is pragmatic rather than fully uniform.</w:t>
+      </w:r>
+    </w:p>
+    <w:p>
+      <w:r>
+        <w:t>The service-layer table highlights where calculation, modeling, reporting, and event behavior live beyond the route handlers.</w:t>
       </w:r>
     </w:p>
     <w:tbl>
@@ -3032,6 +3087,11 @@
     </w:tbl>
     <w:p/>
     <w:p>
+      <w:r>
+        <w:t>The service layer reduces duplication and keeps complex behavior closer to domain modules, while some legacy routes still contain direct SQL or local calculations.</w:t>
+      </w:r>
+    </w:p>
+    <w:p>
       <w:pPr>
         <w:pStyle w:val="Heading1"/>
       </w:pPr>
@@ -3047,6 +3107,11 @@
     <w:p>
       <w:r>
         <w:t>Machine implementations generate energy, production, environmental, and status payloads. The boiler path supports multi-energy publication for electricity, natural gas, and steam style payloads. Node-RED processes subscribed MQTT traffic and writes normalized records into the database.</w:t>
+      </w:r>
+    </w:p>
+    <w:p>
+      <w:r>
+        <w:t>This table connects simulator behavior, MQTT publication, and Node-RED ingestion into one implementation view.</w:t>
       </w:r>
     </w:p>
     <w:tbl>
@@ -3342,6 +3407,11 @@
     </w:tbl>
     <w:p/>
     <w:p>
+      <w:r>
+        <w:t>This design enables repeatable demonstrations and also shows the expected integration pattern for real telemetry producers.</w:t>
+      </w:r>
+    </w:p>
+    <w:p>
       <w:pPr>
         <w:pStyle w:val="Heading1"/>
       </w:pPr>
@@ -3361,7 +3431,7 @@
     </w:p>
     <w:p>
       <w:r>
-        <w:t>The Rasa custom action loads qa_data.json and retrieves knowledge/help answers using exact match, special cases, keyword routing, abbreviation expansion, misspelling correction, and fuzzy-style matching logic. This is a text help path; it should not be confused with live OVOS operational queries.</w:t>
+        <w:t>The Rasa custom action loads qa_data.json and retrieves knowledge/help answers using exact match, special cases, keyword routing, abbreviation expansion, misspelling correction, and fuzzy-style matching logic. This text help path is separate from live OVOS operational queries.</w:t>
       </w:r>
     </w:p>
     <w:p>
@@ -3379,7 +3449,12 @@
     </w:p>
     <w:p>
       <w:r>
-        <w:t>Authorization is strongest on the auth-service admin endpoints, where a decorator verifies bearer JWTs, checks the configured admin email allowlist, and confirms the active/verified admin role in the database. Analytics middleware includes JWT support, but the final documentation should not imply a complete cross-service enterprise IAM layer.</w:t>
+        <w:t>Authorization is strongest on the auth-service admin endpoints, where a decorator verifies bearer JWTs, checks the configured admin email allowlist, and confirms the active/verified admin role in the database. Analytics middleware includes JWT support; the implemented scope is best described as service-level authentication and admin authorization rather than a complete cross-service enterprise IAM layer.</w:t>
+      </w:r>
+    </w:p>
+    <w:p>
+      <w:r>
+        <w:t>The authentication table identifies the implemented account, session, verification, admin, and audit capabilities.</w:t>
       </w:r>
     </w:p>
     <w:tbl>
@@ -3781,6 +3856,11 @@
     </w:tbl>
     <w:p/>
     <w:p>
+      <w:r>
+        <w:t>The authentication design provides practical account and admin controls, while enterprise identity integration remains a target-environment responsibility.</w:t>
+      </w:r>
+    </w:p>
+    <w:p>
       <w:pPr>
         <w:pStyle w:val="Heading1"/>
       </w:pPr>
@@ -3838,7 +3918,12 @@
     </w:p>
     <w:p>
       <w:r>
-        <w:t>Configuration is intentionally environment-driven. Stakeholder documentation should discuss configuration groups and operational responsibility, not disclose actual .env values.</w:t>
+        <w:t>Configuration is intentionally environment-driven. The delivery documentation describes configuration groups and operational responsibility without disclosing actual .env values.</w:t>
+      </w:r>
+    </w:p>
+    <w:p>
+      <w:r>
+        <w:t>The configuration table groups environment-driven settings without exposing private runtime values.</w:t>
       </w:r>
     </w:p>
     <w:tbl>
@@ -4240,6 +4325,11 @@
     </w:tbl>
     <w:p/>
     <w:p>
+      <w:r>
+        <w:t>These configuration groups describe the main runtime controls across database access, service ports, security, telemetry, analytics behavior, and optional OVOS proxying. Deployment owners should manage the actual values in the target environment.</w:t>
+      </w:r>
+    </w:p>
+    <w:p>
       <w:pPr>
         <w:pStyle w:val="Heading1"/>
       </w:pPr>
@@ -4250,6 +4340,11 @@
     <w:p>
       <w:r>
         <w:t>The codebase includes explicit error handling in key services, but behavior is not completely uniform across every route. This should be represented as implemented service-level error handling rather than a single formal enterprise error contract.</w:t>
+      </w:r>
+    </w:p>
+    <w:p>
+      <w:r>
+        <w:t>The error-handling table describes how the main services surface failures and logs at runtime.</w:t>
       </w:r>
     </w:p>
     <w:tbl>
@@ -4497,11 +4592,21 @@
     </w:tbl>
     <w:p/>
     <w:p>
+      <w:r>
+        <w:t>The error-handling view supports operational diagnosis. It also shows where callers can expect structured errors versus log-based investigation.</w:t>
+      </w:r>
+    </w:p>
+    <w:p>
       <w:pPr>
         <w:pStyle w:val="Heading1"/>
       </w:pPr>
       <w:r>
         <w:t>Known Design Gaps And Placeholders</w:t>
+      </w:r>
+    </w:p>
+    <w:p>
+      <w:r>
+        <w:t>This table states known design gaps in external delivery language so the current scope is clear without overstating completeness.</w:t>
       </w:r>
     </w:p>
     <w:tbl>
@@ -4712,6 +4817,11 @@
     </w:tbl>
     <w:p/>
     <w:p>
+      <w:r>
+        <w:t>These gaps define current scope boundaries. They should guide future hardening and validation work rather than obscure the implemented capabilities.</w:t>
+      </w:r>
+    </w:p>
+    <w:p>
       <w:pPr>
         <w:pStyle w:val="Heading1"/>
       </w:pPr>
@@ -4722,6 +4832,11 @@
     <w:p>
       <w:r>
         <w:t>The table below lists the main source material used for this document. It is not a full file inventory; it identifies the sources behind the material claims.</w:t>
+      </w:r>
+    </w:p>
+    <w:p>
+      <w:r>
+        <w:t>The source reference table links the document's major claims to the tracked files or validation evidence used to support them.</w:t>
       </w:r>
     </w:p>
     <w:tbl>
@@ -5042,6 +5157,11 @@
       </w:tr>
     </w:tbl>
     <w:p/>
+    <w:p>
+      <w:r>
+        <w:t>These references provide traceability for technical claims. They are intended to support maintenance and verification without exposing secrets or local runtime state.</w:t>
+      </w:r>
+    </w:p>
     <w:sectPr>
       <w:footerReference w:type="default" r:id="rId9"/>
       <w:pgSz w:w="12240" w:h="15840"/>
